--- a/docs/就业文档/电商项目包装.docx
+++ b/docs/就业文档/电商项目包装.docx
@@ -1064,8 +1064,1641 @@
           <w:lang w:val="en-US" w:eastAsia="zh-CN"/>
         </w:rPr>
       </w:pPr>
+      <w:r>
+        <w:rPr>
+          <w:rFonts w:hint="default"/>
+          <w:lang w:val="en-US" w:eastAsia="zh-CN"/>
+        </w:rPr>
+        <w:t>### 一、 订单模块测试点 (Order Module)</w:t>
+      </w:r>
+    </w:p>
+    <w:p>
+      <w:pPr>
+        <w:ind w:left="840" w:leftChars="0" w:firstLine="420" w:firstLineChars="0"/>
+        <w:rPr>
+          <w:rFonts w:hint="default"/>
+          <w:lang w:val="en-US" w:eastAsia="zh-CN"/>
+        </w:rPr>
+      </w:pPr>
+    </w:p>
+    <w:p>
+      <w:pPr>
+        <w:ind w:left="840" w:leftChars="0" w:firstLine="420" w:firstLineChars="0"/>
+        <w:rPr>
+          <w:rFonts w:hint="default"/>
+          <w:lang w:val="en-US" w:eastAsia="zh-CN"/>
+        </w:rPr>
+      </w:pPr>
+      <w:r>
+        <w:rPr>
+          <w:rFonts w:hint="default"/>
+          <w:lang w:val="en-US" w:eastAsia="zh-CN"/>
+        </w:rPr>
+        <w:t>订单模块的核心是准确记录用户的购买意图，并驱动后续的履约、配送和售后流程。</w:t>
+      </w:r>
+    </w:p>
+    <w:p>
+      <w:pPr>
+        <w:ind w:left="840" w:leftChars="0" w:firstLine="420" w:firstLineChars="0"/>
+        <w:rPr>
+          <w:rFonts w:hint="default"/>
+          <w:lang w:val="en-US" w:eastAsia="zh-CN"/>
+        </w:rPr>
+      </w:pPr>
+    </w:p>
+    <w:p>
+      <w:pPr>
+        <w:ind w:left="840" w:leftChars="0" w:firstLine="420" w:firstLineChars="0"/>
+        <w:rPr>
+          <w:rFonts w:hint="default"/>
+          <w:lang w:val="en-US" w:eastAsia="zh-CN"/>
+        </w:rPr>
+      </w:pPr>
+      <w:r>
+        <w:rPr>
+          <w:rFonts w:hint="default"/>
+          <w:lang w:val="en-US" w:eastAsia="zh-CN"/>
+        </w:rPr>
+        <w:t>#### 1. 核心功能测试 (Functionality)</w:t>
+      </w:r>
+    </w:p>
+    <w:p>
+      <w:pPr>
+        <w:ind w:left="840" w:leftChars="0" w:firstLine="420" w:firstLineChars="0"/>
+        <w:rPr>
+          <w:rFonts w:hint="default"/>
+          <w:lang w:val="en-US" w:eastAsia="zh-CN"/>
+        </w:rPr>
+      </w:pPr>
+      <w:r>
+        <w:rPr>
+          <w:rFonts w:hint="default"/>
+          <w:lang w:val="en-US" w:eastAsia="zh-CN"/>
+        </w:rPr>
+        <w:t>* **创建订单 (正向流程)**</w:t>
+      </w:r>
+    </w:p>
+    <w:p>
+      <w:pPr>
+        <w:ind w:left="840" w:leftChars="0" w:firstLine="420" w:firstLineChars="0"/>
+        <w:rPr>
+          <w:rFonts w:hint="default"/>
+          <w:lang w:val="en-US" w:eastAsia="zh-CN"/>
+        </w:rPr>
+      </w:pPr>
+      <w:r>
+        <w:rPr>
+          <w:rFonts w:hint="default"/>
+          <w:lang w:val="en-US" w:eastAsia="zh-CN"/>
+        </w:rPr>
+        <w:t xml:space="preserve">    * **商品维度**:</w:t>
+      </w:r>
+    </w:p>
+    <w:p>
+      <w:pPr>
+        <w:ind w:left="840" w:leftChars="0" w:firstLine="420" w:firstLineChars="0"/>
+        <w:rPr>
+          <w:rFonts w:hint="default"/>
+          <w:lang w:val="en-US" w:eastAsia="zh-CN"/>
+        </w:rPr>
+      </w:pPr>
+      <w:r>
+        <w:rPr>
+          <w:rFonts w:hint="default"/>
+          <w:lang w:val="en-US" w:eastAsia="zh-CN"/>
+        </w:rPr>
+        <w:t xml:space="preserve">        * 从商品详情页、分类列表页、搜索结果页、购物车等多个入口，将单个/多个商品加入购物车并成功下单。</w:t>
+      </w:r>
+    </w:p>
+    <w:p>
+      <w:pPr>
+        <w:ind w:left="840" w:leftChars="0" w:firstLine="420" w:firstLineChars="0"/>
+        <w:rPr>
+          <w:rFonts w:hint="default"/>
+          <w:lang w:val="en-US" w:eastAsia="zh-CN"/>
+        </w:rPr>
+      </w:pPr>
+      <w:r>
+        <w:rPr>
+          <w:rFonts w:hint="default"/>
+          <w:lang w:val="en-US" w:eastAsia="zh-CN"/>
+        </w:rPr>
+        <w:t xml:space="preserve">        * 购买普通商品、促销商品（秒杀、折扣、满减）、需要称重的商品（如水果、蔬菜）。</w:t>
+      </w:r>
+    </w:p>
+    <w:p>
+      <w:pPr>
+        <w:ind w:left="840" w:leftChars="0" w:firstLine="420" w:firstLineChars="0"/>
+        <w:rPr>
+          <w:rFonts w:hint="default"/>
+          <w:lang w:val="en-US" w:eastAsia="zh-CN"/>
+        </w:rPr>
+      </w:pPr>
+      <w:r>
+        <w:rPr>
+          <w:rFonts w:hint="default"/>
+          <w:lang w:val="en-US" w:eastAsia="zh-CN"/>
+        </w:rPr>
+        <w:t xml:space="preserve">        * 下单时商品的库存是否正确扣减（重点关注高并发场景下的超卖问题）。</w:t>
+      </w:r>
+    </w:p>
+    <w:p>
+      <w:pPr>
+        <w:ind w:left="840" w:leftChars="0" w:firstLine="420" w:firstLineChars="0"/>
+        <w:rPr>
+          <w:rFonts w:hint="default"/>
+          <w:lang w:val="en-US" w:eastAsia="zh-CN"/>
+        </w:rPr>
+      </w:pPr>
+      <w:r>
+        <w:rPr>
+          <w:rFonts w:hint="default"/>
+          <w:lang w:val="en-US" w:eastAsia="zh-CN"/>
+        </w:rPr>
+        <w:t xml:space="preserve">        * 商品的限购逻辑是否生效（如“每人限购2份”）。</w:t>
+      </w:r>
+    </w:p>
+    <w:p>
+      <w:pPr>
+        <w:ind w:left="840" w:leftChars="0" w:firstLine="420" w:firstLineChars="0"/>
+        <w:rPr>
+          <w:rFonts w:hint="default"/>
+          <w:lang w:val="en-US" w:eastAsia="zh-CN"/>
+        </w:rPr>
+      </w:pPr>
+      <w:r>
+        <w:rPr>
+          <w:rFonts w:hint="default"/>
+          <w:lang w:val="en-US" w:eastAsia="zh-CN"/>
+        </w:rPr>
+        <w:t xml:space="preserve">    * **地址维度**:</w:t>
+      </w:r>
+    </w:p>
+    <w:p>
+      <w:pPr>
+        <w:ind w:left="840" w:leftChars="0" w:firstLine="420" w:firstLineChars="0"/>
+        <w:rPr>
+          <w:rFonts w:hint="default"/>
+          <w:lang w:val="en-US" w:eastAsia="zh-CN"/>
+        </w:rPr>
+      </w:pPr>
+      <w:r>
+        <w:rPr>
+          <w:rFonts w:hint="default"/>
+          <w:lang w:val="en-US" w:eastAsia="zh-CN"/>
+        </w:rPr>
+        <w:t xml:space="preserve">        * 选择默认收货地址下单。</w:t>
+      </w:r>
+    </w:p>
+    <w:p>
+      <w:pPr>
+        <w:ind w:left="840" w:leftChars="0" w:firstLine="420" w:firstLineChars="0"/>
+        <w:rPr>
+          <w:rFonts w:hint="default"/>
+          <w:lang w:val="en-US" w:eastAsia="zh-CN"/>
+        </w:rPr>
+      </w:pPr>
+      <w:r>
+        <w:rPr>
+          <w:rFonts w:hint="default"/>
+          <w:lang w:val="en-US" w:eastAsia="zh-CN"/>
+        </w:rPr>
+        <w:t xml:space="preserve">        * 选择其他地址下单。</w:t>
+      </w:r>
+    </w:p>
+    <w:p>
+      <w:pPr>
+        <w:ind w:left="840" w:leftChars="0" w:firstLine="420" w:firstLineChars="0"/>
+        <w:rPr>
+          <w:rFonts w:hint="default"/>
+          <w:lang w:val="en-US" w:eastAsia="zh-CN"/>
+        </w:rPr>
+      </w:pPr>
+      <w:r>
+        <w:rPr>
+          <w:rFonts w:hint="default"/>
+          <w:lang w:val="en-US" w:eastAsia="zh-CN"/>
+        </w:rPr>
+        <w:t xml:space="preserve">        * 新增收货地址后立即使用该地址下单。</w:t>
+      </w:r>
+    </w:p>
+    <w:p>
+      <w:pPr>
+        <w:ind w:left="840" w:leftChars="0" w:firstLine="420" w:firstLineChars="0"/>
+        <w:rPr>
+          <w:rFonts w:hint="default"/>
+          <w:lang w:val="en-US" w:eastAsia="zh-CN"/>
+        </w:rPr>
+      </w:pPr>
+      <w:r>
+        <w:rPr>
+          <w:rFonts w:hint="default"/>
+          <w:lang w:val="en-US" w:eastAsia="zh-CN"/>
+        </w:rPr>
+        <w:t xml:space="preserve">        * 下单时编辑现有地址。</w:t>
+      </w:r>
+    </w:p>
+    <w:p>
+      <w:pPr>
+        <w:ind w:left="840" w:leftChars="0" w:firstLine="420" w:firstLineChars="0"/>
+        <w:rPr>
+          <w:rFonts w:hint="default"/>
+          <w:lang w:val="en-US" w:eastAsia="zh-CN"/>
+        </w:rPr>
+      </w:pPr>
+      <w:r>
+        <w:rPr>
+          <w:rFonts w:hint="default"/>
+          <w:lang w:val="en-US" w:eastAsia="zh-CN"/>
+        </w:rPr>
+        <w:t xml:space="preserve">        * **关键场景**：收货地址是否在“门店周边3-5公里”配送范围内，超出范围应有明确提示且无法下单。</w:t>
+      </w:r>
+    </w:p>
+    <w:p>
+      <w:pPr>
+        <w:ind w:left="840" w:leftChars="0" w:firstLine="420" w:firstLineChars="0"/>
+        <w:rPr>
+          <w:rFonts w:hint="default"/>
+          <w:lang w:val="en-US" w:eastAsia="zh-CN"/>
+        </w:rPr>
+      </w:pPr>
+      <w:r>
+        <w:rPr>
+          <w:rFonts w:hint="default"/>
+          <w:lang w:val="en-US" w:eastAsia="zh-CN"/>
+        </w:rPr>
+        <w:t xml:space="preserve">    * **金额维度**:</w:t>
+      </w:r>
+    </w:p>
+    <w:p>
+      <w:pPr>
+        <w:ind w:left="840" w:leftChars="0" w:firstLine="420" w:firstLineChars="0"/>
+        <w:rPr>
+          <w:rFonts w:hint="default"/>
+          <w:lang w:val="en-US" w:eastAsia="zh-CN"/>
+        </w:rPr>
+      </w:pPr>
+      <w:r>
+        <w:rPr>
+          <w:rFonts w:hint="default"/>
+          <w:lang w:val="en-US" w:eastAsia="zh-CN"/>
+        </w:rPr>
+        <w:t xml:space="preserve">        * 订单总金额（商品总价 + 包装费 + 配送费 - 优惠金额）计算是否完全准确。</w:t>
+      </w:r>
+    </w:p>
+    <w:p>
+      <w:pPr>
+        <w:ind w:left="840" w:leftChars="0" w:firstLine="420" w:firstLineChars="0"/>
+        <w:rPr>
+          <w:rFonts w:hint="default"/>
+          <w:lang w:val="en-US" w:eastAsia="zh-CN"/>
+        </w:rPr>
+      </w:pPr>
+      <w:r>
+        <w:rPr>
+          <w:rFonts w:hint="default"/>
+          <w:lang w:val="en-US" w:eastAsia="zh-CN"/>
+        </w:rPr>
+        <w:t xml:space="preserve">        * 优惠券、红包、会员折扣、满减活动等优惠是否正确应用且互斥规则符合预期。</w:t>
+      </w:r>
+    </w:p>
+    <w:p>
+      <w:pPr>
+        <w:ind w:left="840" w:leftChars="0" w:firstLine="420" w:firstLineChars="0"/>
+        <w:rPr>
+          <w:rFonts w:hint="default"/>
+          <w:lang w:val="en-US" w:eastAsia="zh-CN"/>
+        </w:rPr>
+      </w:pPr>
+      <w:r>
+        <w:rPr>
+          <w:rFonts w:hint="default"/>
+          <w:lang w:val="en-US" w:eastAsia="zh-CN"/>
+        </w:rPr>
+        <w:t xml:space="preserve">        * 核对配送费是否根据距离或特定规则正确计算。</w:t>
+      </w:r>
+    </w:p>
+    <w:p>
+      <w:pPr>
+        <w:ind w:left="840" w:leftChars="0" w:firstLine="420" w:firstLineChars="0"/>
+        <w:rPr>
+          <w:rFonts w:hint="default"/>
+          <w:lang w:val="en-US" w:eastAsia="zh-CN"/>
+        </w:rPr>
+      </w:pPr>
+      <w:r>
+        <w:rPr>
+          <w:rFonts w:hint="default"/>
+          <w:lang w:val="en-US" w:eastAsia="zh-CN"/>
+        </w:rPr>
+        <w:t>* **订单状态流转 (State Transition)**</w:t>
+      </w:r>
+    </w:p>
+    <w:p>
+      <w:pPr>
+        <w:ind w:left="840" w:leftChars="0" w:firstLine="420" w:firstLineChars="0"/>
+        <w:rPr>
+          <w:rFonts w:hint="default"/>
+          <w:lang w:val="en-US" w:eastAsia="zh-CN"/>
+        </w:rPr>
+      </w:pPr>
+      <w:r>
+        <w:rPr>
+          <w:rFonts w:hint="default"/>
+          <w:lang w:val="en-US" w:eastAsia="zh-CN"/>
+        </w:rPr>
+        <w:t xml:space="preserve">    * 这是一个**核心中的核心**，需要覆盖订单从生到死的每一个状态：</w:t>
+      </w:r>
+    </w:p>
+    <w:p>
+      <w:pPr>
+        <w:ind w:left="840" w:leftChars="0" w:firstLine="420" w:firstLineChars="0"/>
+        <w:rPr>
+          <w:rFonts w:hint="default"/>
+          <w:lang w:val="en-US" w:eastAsia="zh-CN"/>
+        </w:rPr>
+      </w:pPr>
+      <w:r>
+        <w:rPr>
+          <w:rFonts w:hint="default"/>
+          <w:lang w:val="en-US" w:eastAsia="zh-CN"/>
+        </w:rPr>
+        <w:t xml:space="preserve">        * `待支付` -&gt; `已支付/待接单` (用户支付成功)</w:t>
+      </w:r>
+    </w:p>
+    <w:p>
+      <w:pPr>
+        <w:ind w:left="840" w:leftChars="0" w:firstLine="420" w:firstLineChars="0"/>
+        <w:rPr>
+          <w:rFonts w:hint="default"/>
+          <w:lang w:val="en-US" w:eastAsia="zh-CN"/>
+        </w:rPr>
+      </w:pPr>
+      <w:r>
+        <w:rPr>
+          <w:rFonts w:hint="default"/>
+          <w:lang w:val="en-US" w:eastAsia="zh-CN"/>
+        </w:rPr>
+        <w:t xml:space="preserve">        * `待支付` -&gt; `已取消` (用户手动取消或支付超时自动取消)</w:t>
+      </w:r>
+    </w:p>
+    <w:p>
+      <w:pPr>
+        <w:ind w:left="840" w:leftChars="0" w:firstLine="420" w:firstLineChars="0"/>
+        <w:rPr>
+          <w:rFonts w:hint="default"/>
+          <w:lang w:val="en-US" w:eastAsia="zh-CN"/>
+        </w:rPr>
+      </w:pPr>
+      <w:r>
+        <w:rPr>
+          <w:rFonts w:hint="default"/>
+          <w:lang w:val="en-US" w:eastAsia="zh-CN"/>
+        </w:rPr>
+        <w:t xml:space="preserve">        * `待接单` -&gt; `待配送/备货中` (商家接单)</w:t>
+      </w:r>
+    </w:p>
+    <w:p>
+      <w:pPr>
+        <w:ind w:left="840" w:leftChars="0" w:firstLine="420" w:firstLineChars="0"/>
+        <w:rPr>
+          <w:rFonts w:hint="default"/>
+          <w:lang w:val="en-US" w:eastAsia="zh-CN"/>
+        </w:rPr>
+      </w:pPr>
+      <w:r>
+        <w:rPr>
+          <w:rFonts w:hint="default"/>
+          <w:lang w:val="en-US" w:eastAsia="zh-CN"/>
+        </w:rPr>
+        <w:t xml:space="preserve">        * `待接单` -&gt; `已取消/已退款` (商家拒单或用户在商家接单前取消)</w:t>
+      </w:r>
+    </w:p>
+    <w:p>
+      <w:pPr>
+        <w:ind w:left="840" w:leftChars="0" w:firstLine="420" w:firstLineChars="0"/>
+        <w:rPr>
+          <w:rFonts w:hint="default"/>
+          <w:lang w:val="en-US" w:eastAsia="zh-CN"/>
+        </w:rPr>
+      </w:pPr>
+      <w:r>
+        <w:rPr>
+          <w:rFonts w:hint="default"/>
+          <w:lang w:val="en-US" w:eastAsia="zh-CN"/>
+        </w:rPr>
+        <w:t xml:space="preserve">        * `待配送` -&gt; `配送中` (骑手取货)</w:t>
+      </w:r>
+    </w:p>
+    <w:p>
+      <w:pPr>
+        <w:ind w:left="840" w:leftChars="0" w:firstLine="420" w:firstLineChars="0"/>
+        <w:rPr>
+          <w:rFonts w:hint="default"/>
+          <w:lang w:val="en-US" w:eastAsia="zh-CN"/>
+        </w:rPr>
+      </w:pPr>
+      <w:r>
+        <w:rPr>
+          <w:rFonts w:hint="default"/>
+          <w:lang w:val="en-US" w:eastAsia="zh-CN"/>
+        </w:rPr>
+        <w:t xml:space="preserve">        * `配送中` -&gt; `已送达` (用户确认收货或系统自动确认)</w:t>
+      </w:r>
+    </w:p>
+    <w:p>
+      <w:pPr>
+        <w:ind w:left="840" w:leftChars="0" w:firstLine="420" w:firstLineChars="0"/>
+        <w:rPr>
+          <w:rFonts w:hint="default"/>
+          <w:lang w:val="en-US" w:eastAsia="zh-CN"/>
+        </w:rPr>
+      </w:pPr>
+      <w:r>
+        <w:rPr>
+          <w:rFonts w:hint="default"/>
+          <w:lang w:val="en-US" w:eastAsia="zh-CN"/>
+        </w:rPr>
+        <w:t xml:space="preserve">        * `已送达` -&gt; `已完成` (无售后或售后完成)</w:t>
+      </w:r>
+    </w:p>
+    <w:p>
+      <w:pPr>
+        <w:ind w:left="840" w:leftChars="0" w:firstLine="420" w:firstLineChars="0"/>
+        <w:rPr>
+          <w:rFonts w:hint="default"/>
+          <w:lang w:val="en-US" w:eastAsia="zh-CN"/>
+        </w:rPr>
+      </w:pPr>
+      <w:r>
+        <w:rPr>
+          <w:rFonts w:hint="default"/>
+          <w:lang w:val="en-US" w:eastAsia="zh-CN"/>
+        </w:rPr>
+        <w:t xml:space="preserve">    * 每个状态变更时，用户端、商家端、后台管理系统的订单状态是否同步刷新。</w:t>
+      </w:r>
+    </w:p>
+    <w:p>
+      <w:pPr>
+        <w:ind w:left="840" w:leftChars="0" w:firstLine="420" w:firstLineChars="0"/>
+        <w:rPr>
+          <w:rFonts w:hint="default"/>
+          <w:lang w:val="en-US" w:eastAsia="zh-CN"/>
+        </w:rPr>
+      </w:pPr>
+      <w:r>
+        <w:rPr>
+          <w:rFonts w:hint="default"/>
+          <w:lang w:val="en-US" w:eastAsia="zh-CN"/>
+        </w:rPr>
+        <w:t xml:space="preserve">    * 状态变更时，相关的通知（App Push、短信）是否正确发送。</w:t>
+      </w:r>
+    </w:p>
+    <w:p>
+      <w:pPr>
+        <w:ind w:left="840" w:leftChars="0" w:firstLine="420" w:firstLineChars="0"/>
+        <w:rPr>
+          <w:rFonts w:hint="default"/>
+          <w:lang w:val="en-US" w:eastAsia="zh-CN"/>
+        </w:rPr>
+      </w:pPr>
+      <w:r>
+        <w:rPr>
+          <w:rFonts w:hint="default"/>
+          <w:lang w:val="en-US" w:eastAsia="zh-CN"/>
+        </w:rPr>
+        <w:t>* **查看订单 (Order Viewing)**</w:t>
+      </w:r>
+    </w:p>
+    <w:p>
+      <w:pPr>
+        <w:ind w:left="840" w:leftChars="0" w:firstLine="420" w:firstLineChars="0"/>
+        <w:rPr>
+          <w:rFonts w:hint="default"/>
+          <w:lang w:val="en-US" w:eastAsia="zh-CN"/>
+        </w:rPr>
+      </w:pPr>
+      <w:r>
+        <w:rPr>
+          <w:rFonts w:hint="default"/>
+          <w:lang w:val="en-US" w:eastAsia="zh-CN"/>
+        </w:rPr>
+        <w:t xml:space="preserve">    * 在“我的订单”列表中，按不同状态（全部、待支付、待配送、待收货、待评价）筛选订单，列表数据是否正确。</w:t>
+      </w:r>
+    </w:p>
+    <w:p>
+      <w:pPr>
+        <w:ind w:left="840" w:leftChars="0" w:firstLine="420" w:firstLineChars="0"/>
+        <w:rPr>
+          <w:rFonts w:hint="default"/>
+          <w:lang w:val="en-US" w:eastAsia="zh-CN"/>
+        </w:rPr>
+      </w:pPr>
+      <w:r>
+        <w:rPr>
+          <w:rFonts w:hint="default"/>
+          <w:lang w:val="en-US" w:eastAsia="zh-CN"/>
+        </w:rPr>
+        <w:t xml:space="preserve">    * 订单列表的下拉刷新和上拉加载更多功能。</w:t>
+      </w:r>
+    </w:p>
+    <w:p>
+      <w:pPr>
+        <w:ind w:left="840" w:leftChars="0" w:firstLine="420" w:firstLineChars="0"/>
+        <w:rPr>
+          <w:rFonts w:hint="default"/>
+          <w:lang w:val="en-US" w:eastAsia="zh-CN"/>
+        </w:rPr>
+      </w:pPr>
+      <w:r>
+        <w:rPr>
+          <w:rFonts w:hint="default"/>
+          <w:lang w:val="en-US" w:eastAsia="zh-CN"/>
+        </w:rPr>
+        <w:t xml:space="preserve">    * 订单详情页展示的信息是否完整、准确（商品信息、数量、价格、收货人信息、支付信息、配送信息、订单号、下单时间等）。</w:t>
+      </w:r>
+    </w:p>
+    <w:p>
+      <w:pPr>
+        <w:ind w:left="840" w:leftChars="0" w:firstLine="420" w:firstLineChars="0"/>
+        <w:rPr>
+          <w:rFonts w:hint="default"/>
+          <w:lang w:val="en-US" w:eastAsia="zh-CN"/>
+        </w:rPr>
+      </w:pPr>
+      <w:r>
+        <w:rPr>
+          <w:rFonts w:hint="default"/>
+          <w:lang w:val="en-US" w:eastAsia="zh-CN"/>
+        </w:rPr>
+        <w:t>* **取消订单 (Order Cancellation)**</w:t>
+      </w:r>
+    </w:p>
+    <w:p>
+      <w:pPr>
+        <w:ind w:left="840" w:leftChars="0" w:firstLine="420" w:firstLineChars="0"/>
+        <w:rPr>
+          <w:rFonts w:hint="default"/>
+          <w:lang w:val="en-US" w:eastAsia="zh-CN"/>
+        </w:rPr>
+      </w:pPr>
+      <w:r>
+        <w:rPr>
+          <w:rFonts w:hint="default"/>
+          <w:lang w:val="en-US" w:eastAsia="zh-CN"/>
+        </w:rPr>
+        <w:t xml:space="preserve">    * 在不同节点取消订单：</w:t>
+      </w:r>
+    </w:p>
+    <w:p>
+      <w:pPr>
+        <w:ind w:left="840" w:leftChars="0" w:firstLine="420" w:firstLineChars="0"/>
+        <w:rPr>
+          <w:rFonts w:hint="default"/>
+          <w:lang w:val="en-US" w:eastAsia="zh-CN"/>
+        </w:rPr>
+      </w:pPr>
+      <w:r>
+        <w:rPr>
+          <w:rFonts w:hint="default"/>
+          <w:lang w:val="en-US" w:eastAsia="zh-CN"/>
+        </w:rPr>
+        <w:t xml:space="preserve">        * 支付前取消。</w:t>
+      </w:r>
+    </w:p>
+    <w:p>
+      <w:pPr>
+        <w:ind w:left="840" w:leftChars="0" w:firstLine="420" w:firstLineChars="0"/>
+        <w:rPr>
+          <w:rFonts w:hint="default"/>
+          <w:lang w:val="en-US" w:eastAsia="zh-CN"/>
+        </w:rPr>
+      </w:pPr>
+      <w:r>
+        <w:rPr>
+          <w:rFonts w:hint="default"/>
+          <w:lang w:val="en-US" w:eastAsia="zh-CN"/>
+        </w:rPr>
+        <w:t xml:space="preserve">        * 支付后、商家接单前取消（应自动退款）。</w:t>
+      </w:r>
+    </w:p>
+    <w:p>
+      <w:pPr>
+        <w:ind w:left="840" w:leftChars="0" w:firstLine="420" w:firstLineChars="0"/>
+        <w:rPr>
+          <w:rFonts w:hint="default"/>
+          <w:lang w:val="en-US" w:eastAsia="zh-CN"/>
+        </w:rPr>
+      </w:pPr>
+      <w:r>
+        <w:rPr>
+          <w:rFonts w:hint="default"/>
+          <w:lang w:val="en-US" w:eastAsia="zh-CN"/>
+        </w:rPr>
+        <w:t xml:space="preserve">        * 商家接单后，是否允许取消（通常不允许，需转为售后）。</w:t>
+      </w:r>
+    </w:p>
+    <w:p>
+      <w:pPr>
+        <w:ind w:left="840" w:leftChars="0" w:firstLine="420" w:firstLineChars="0"/>
+        <w:rPr>
+          <w:rFonts w:hint="default"/>
+          <w:lang w:val="en-US" w:eastAsia="zh-CN"/>
+        </w:rPr>
+      </w:pPr>
+      <w:r>
+        <w:rPr>
+          <w:rFonts w:hint="default"/>
+          <w:lang w:val="en-US" w:eastAsia="zh-CN"/>
+        </w:rPr>
+        <w:t xml:space="preserve">    * 取消后，库存是否正确返还。</w:t>
+      </w:r>
+    </w:p>
+    <w:p>
+      <w:pPr>
+        <w:ind w:left="840" w:leftChars="0" w:firstLine="420" w:firstLineChars="0"/>
+        <w:rPr>
+          <w:rFonts w:hint="default"/>
+          <w:lang w:val="en-US" w:eastAsia="zh-CN"/>
+        </w:rPr>
+      </w:pPr>
+      <w:r>
+        <w:rPr>
+          <w:rFonts w:hint="default"/>
+          <w:lang w:val="en-US" w:eastAsia="zh-CN"/>
+        </w:rPr>
+        <w:t xml:space="preserve">    * 取消后，使用的优惠券、红包是否按规则返还。</w:t>
+      </w:r>
+    </w:p>
+    <w:p>
+      <w:pPr>
+        <w:ind w:left="840" w:leftChars="0" w:firstLine="420" w:firstLineChars="0"/>
+        <w:rPr>
+          <w:rFonts w:hint="default"/>
+          <w:lang w:val="en-US" w:eastAsia="zh-CN"/>
+        </w:rPr>
+      </w:pPr>
+      <w:r>
+        <w:rPr>
+          <w:rFonts w:hint="default"/>
+          <w:lang w:val="en-US" w:eastAsia="zh-CN"/>
+        </w:rPr>
+        <w:t>* **售后与退款 (After-sales &amp; Refund)**</w:t>
+      </w:r>
+    </w:p>
+    <w:p>
+      <w:pPr>
+        <w:ind w:left="840" w:leftChars="0" w:firstLine="420" w:firstLineChars="0"/>
+        <w:rPr>
+          <w:rFonts w:hint="default"/>
+          <w:lang w:val="en-US" w:eastAsia="zh-CN"/>
+        </w:rPr>
+      </w:pPr>
+      <w:r>
+        <w:rPr>
+          <w:rFonts w:hint="default"/>
+          <w:lang w:val="en-US" w:eastAsia="zh-CN"/>
+        </w:rPr>
+        <w:t xml:space="preserve">    * 申请退款/退货：全额退款、部分退款（订单中某个商品）。</w:t>
+      </w:r>
+    </w:p>
+    <w:p>
+      <w:pPr>
+        <w:ind w:left="840" w:leftChars="0" w:firstLine="420" w:firstLineChars="0"/>
+        <w:rPr>
+          <w:rFonts w:hint="default"/>
+          <w:lang w:val="en-US" w:eastAsia="zh-CN"/>
+        </w:rPr>
+      </w:pPr>
+      <w:r>
+        <w:rPr>
+          <w:rFonts w:hint="default"/>
+          <w:lang w:val="en-US" w:eastAsia="zh-CN"/>
+        </w:rPr>
+        <w:t xml:space="preserve">    * 退款流程审批（商家/平台介入）。</w:t>
+      </w:r>
+    </w:p>
+    <w:p>
+      <w:pPr>
+        <w:ind w:left="840" w:leftChars="0" w:firstLine="420" w:firstLineChars="0"/>
+        <w:rPr>
+          <w:rFonts w:hint="default"/>
+          <w:lang w:val="en-US" w:eastAsia="zh-CN"/>
+        </w:rPr>
+      </w:pPr>
+      <w:r>
+        <w:rPr>
+          <w:rFonts w:hint="default"/>
+          <w:lang w:val="en-US" w:eastAsia="zh-CN"/>
+        </w:rPr>
+        <w:t xml:space="preserve">    * 退款成功后，订单状态是否变为“已退款”或相应状态。</w:t>
+      </w:r>
+    </w:p>
+    <w:p>
+      <w:pPr>
+        <w:ind w:left="840" w:leftChars="0" w:firstLine="420" w:firstLineChars="0"/>
+        <w:rPr>
+          <w:rFonts w:hint="default"/>
+          <w:lang w:val="en-US" w:eastAsia="zh-CN"/>
+        </w:rPr>
+      </w:pPr>
+      <w:r>
+        <w:rPr>
+          <w:rFonts w:hint="default"/>
+          <w:lang w:val="en-US" w:eastAsia="zh-CN"/>
+        </w:rPr>
+        <w:t xml:space="preserve">    * 退款金额是否原路返回。</w:t>
+      </w:r>
+    </w:p>
+    <w:p>
+      <w:pPr>
+        <w:ind w:left="840" w:leftChars="0" w:firstLine="420" w:firstLineChars="0"/>
+        <w:rPr>
+          <w:rFonts w:hint="default"/>
+          <w:lang w:val="en-US" w:eastAsia="zh-CN"/>
+        </w:rPr>
+      </w:pPr>
+    </w:p>
+    <w:p>
+      <w:pPr>
+        <w:ind w:left="840" w:leftChars="0" w:firstLine="420" w:firstLineChars="0"/>
+        <w:rPr>
+          <w:rFonts w:hint="default"/>
+          <w:lang w:val="en-US" w:eastAsia="zh-CN"/>
+        </w:rPr>
+      </w:pPr>
+      <w:r>
+        <w:rPr>
+          <w:rFonts w:hint="default"/>
+          <w:lang w:val="en-US" w:eastAsia="zh-CN"/>
+        </w:rPr>
+        <w:t>#### 2. 异常与边界测试 (Exception &amp; Boundary)</w:t>
+      </w:r>
+    </w:p>
+    <w:p>
+      <w:pPr>
+        <w:ind w:left="840" w:leftChars="0" w:firstLine="420" w:firstLineChars="0"/>
+        <w:rPr>
+          <w:rFonts w:hint="default"/>
+          <w:lang w:val="en-US" w:eastAsia="zh-CN"/>
+        </w:rPr>
+      </w:pPr>
+      <w:r>
+        <w:rPr>
+          <w:rFonts w:hint="default"/>
+          <w:lang w:val="en-US" w:eastAsia="zh-CN"/>
+        </w:rPr>
+        <w:t>* **库存异常**:</w:t>
+      </w:r>
       <w:bookmarkStart w:id="4" w:name="_GoBack"/>
       <w:bookmarkEnd w:id="4"/>
+    </w:p>
+    <w:p>
+      <w:pPr>
+        <w:ind w:left="840" w:leftChars="0" w:firstLine="420" w:firstLineChars="0"/>
+        <w:rPr>
+          <w:rFonts w:hint="default"/>
+          <w:lang w:val="en-US" w:eastAsia="zh-CN"/>
+        </w:rPr>
+      </w:pPr>
+      <w:r>
+        <w:rPr>
+          <w:rFonts w:hint="default"/>
+          <w:lang w:val="en-US" w:eastAsia="zh-CN"/>
+        </w:rPr>
+        <w:t xml:space="preserve">    * 下单时商品瞬间无货（被他人抢先支付）。</w:t>
+      </w:r>
+    </w:p>
+    <w:p>
+      <w:pPr>
+        <w:ind w:left="840" w:leftChars="0" w:firstLine="420" w:firstLineChars="0"/>
+        <w:rPr>
+          <w:rFonts w:hint="default"/>
+          <w:lang w:val="en-US" w:eastAsia="zh-CN"/>
+        </w:rPr>
+      </w:pPr>
+      <w:r>
+        <w:rPr>
+          <w:rFonts w:hint="default"/>
+          <w:lang w:val="en-US" w:eastAsia="zh-CN"/>
+        </w:rPr>
+        <w:t xml:space="preserve">    * 多个用户同时对最后一件商品下单。</w:t>
+      </w:r>
+    </w:p>
+    <w:p>
+      <w:pPr>
+        <w:ind w:left="840" w:leftChars="0" w:firstLine="420" w:firstLineChars="0"/>
+        <w:rPr>
+          <w:rFonts w:hint="default"/>
+          <w:lang w:val="en-US" w:eastAsia="zh-CN"/>
+        </w:rPr>
+      </w:pPr>
+      <w:r>
+        <w:rPr>
+          <w:rFonts w:hint="default"/>
+          <w:lang w:val="en-US" w:eastAsia="zh-CN"/>
+        </w:rPr>
+        <w:t>* **数据异常**:</w:t>
+      </w:r>
+    </w:p>
+    <w:p>
+      <w:pPr>
+        <w:ind w:left="840" w:leftChars="0" w:firstLine="420" w:firstLineChars="0"/>
+        <w:rPr>
+          <w:rFonts w:hint="default"/>
+          <w:lang w:val="en-US" w:eastAsia="zh-CN"/>
+        </w:rPr>
+      </w:pPr>
+      <w:r>
+        <w:rPr>
+          <w:rFonts w:hint="default"/>
+          <w:lang w:val="en-US" w:eastAsia="zh-CN"/>
+        </w:rPr>
+        <w:t xml:space="preserve">    * 提交订单时，商品价格突然变动（如活动结束）。</w:t>
+      </w:r>
+    </w:p>
+    <w:p>
+      <w:pPr>
+        <w:ind w:left="840" w:leftChars="0" w:firstLine="420" w:firstLineChars="0"/>
+        <w:rPr>
+          <w:rFonts w:hint="default"/>
+          <w:lang w:val="en-US" w:eastAsia="zh-CN"/>
+        </w:rPr>
+      </w:pPr>
+      <w:r>
+        <w:rPr>
+          <w:rFonts w:hint="default"/>
+          <w:lang w:val="en-US" w:eastAsia="zh-CN"/>
+        </w:rPr>
+        <w:t xml:space="preserve">    * 收货地址包含特殊字符、超长文本。</w:t>
+      </w:r>
+    </w:p>
+    <w:p>
+      <w:pPr>
+        <w:ind w:left="840" w:leftChars="0" w:firstLine="420" w:firstLineChars="0"/>
+        <w:rPr>
+          <w:rFonts w:hint="default"/>
+          <w:lang w:val="en-US" w:eastAsia="zh-CN"/>
+        </w:rPr>
+      </w:pPr>
+      <w:r>
+        <w:rPr>
+          <w:rFonts w:hint="default"/>
+          <w:lang w:val="en-US" w:eastAsia="zh-CN"/>
+        </w:rPr>
+        <w:t>* **网络异常**:</w:t>
+      </w:r>
+    </w:p>
+    <w:p>
+      <w:pPr>
+        <w:ind w:left="840" w:leftChars="0" w:firstLine="420" w:firstLineChars="0"/>
+        <w:rPr>
+          <w:rFonts w:hint="default"/>
+          <w:lang w:val="en-US" w:eastAsia="zh-CN"/>
+        </w:rPr>
+      </w:pPr>
+      <w:r>
+        <w:rPr>
+          <w:rFonts w:hint="default"/>
+          <w:lang w:val="en-US" w:eastAsia="zh-CN"/>
+        </w:rPr>
+        <w:t xml:space="preserve">    * 提交订单时断网，恢复后订单状态是否正确。</w:t>
+      </w:r>
+    </w:p>
+    <w:p>
+      <w:pPr>
+        <w:ind w:left="840" w:leftChars="0" w:firstLine="420" w:firstLineChars="0"/>
+        <w:rPr>
+          <w:rFonts w:hint="default"/>
+          <w:lang w:val="en-US" w:eastAsia="zh-CN"/>
+        </w:rPr>
+      </w:pPr>
+      <w:r>
+        <w:rPr>
+          <w:rFonts w:hint="default"/>
+          <w:lang w:val="en-US" w:eastAsia="zh-CN"/>
+        </w:rPr>
+        <w:t xml:space="preserve">    * 网络延迟导致重复点击“提交订单”按钮，后台是否做了防重处理，只生成一个订单。</w:t>
+      </w:r>
+    </w:p>
+    <w:p>
+      <w:pPr>
+        <w:ind w:left="840" w:leftChars="0" w:firstLine="420" w:firstLineChars="0"/>
+        <w:rPr>
+          <w:rFonts w:hint="default"/>
+          <w:lang w:val="en-US" w:eastAsia="zh-CN"/>
+        </w:rPr>
+      </w:pPr>
+      <w:r>
+        <w:rPr>
+          <w:rFonts w:hint="default"/>
+          <w:lang w:val="en-US" w:eastAsia="zh-CN"/>
+        </w:rPr>
+        <w:t>* **权限异常**:</w:t>
+      </w:r>
+    </w:p>
+    <w:p>
+      <w:pPr>
+        <w:ind w:left="840" w:leftChars="0" w:firstLine="420" w:firstLineChars="0"/>
+        <w:rPr>
+          <w:rFonts w:hint="default"/>
+          <w:lang w:val="en-US" w:eastAsia="zh-CN"/>
+        </w:rPr>
+      </w:pPr>
+      <w:r>
+        <w:rPr>
+          <w:rFonts w:hint="default"/>
+          <w:lang w:val="en-US" w:eastAsia="zh-CN"/>
+        </w:rPr>
+        <w:t xml:space="preserve">    * 尝试查看/操作他人的订单（通过URL参数等方式）。</w:t>
+      </w:r>
+    </w:p>
+    <w:p>
+      <w:pPr>
+        <w:ind w:left="840" w:leftChars="0" w:firstLine="420" w:firstLineChars="0"/>
+        <w:rPr>
+          <w:rFonts w:hint="default"/>
+          <w:lang w:val="en-US" w:eastAsia="zh-CN"/>
+        </w:rPr>
+      </w:pPr>
+    </w:p>
+    <w:p>
+      <w:pPr>
+        <w:ind w:left="840" w:leftChars="0" w:firstLine="420" w:firstLineChars="0"/>
+        <w:rPr>
+          <w:rFonts w:hint="default"/>
+          <w:lang w:val="en-US" w:eastAsia="zh-CN"/>
+        </w:rPr>
+      </w:pPr>
+      <w:r>
+        <w:rPr>
+          <w:rFonts w:hint="default"/>
+          <w:lang w:val="en-US" w:eastAsia="zh-CN"/>
+        </w:rPr>
+        <w:t>---</w:t>
+      </w:r>
+    </w:p>
+    <w:p>
+      <w:pPr>
+        <w:ind w:left="840" w:leftChars="0" w:firstLine="420" w:firstLineChars="0"/>
+        <w:rPr>
+          <w:rFonts w:hint="default"/>
+          <w:lang w:val="en-US" w:eastAsia="zh-CN"/>
+        </w:rPr>
+      </w:pPr>
+    </w:p>
+    <w:p>
+      <w:pPr>
+        <w:ind w:left="840" w:leftChars="0" w:firstLine="420" w:firstLineChars="0"/>
+        <w:rPr>
+          <w:rFonts w:hint="default"/>
+          <w:lang w:val="en-US" w:eastAsia="zh-CN"/>
+        </w:rPr>
+      </w:pPr>
+      <w:r>
+        <w:rPr>
+          <w:rFonts w:hint="default"/>
+          <w:lang w:val="en-US" w:eastAsia="zh-CN"/>
+        </w:rPr>
+        <w:t>### 二、 支付模块测试点 (Payment Module)</w:t>
+      </w:r>
+    </w:p>
+    <w:p>
+      <w:pPr>
+        <w:ind w:left="840" w:leftChars="0" w:firstLine="420" w:firstLineChars="0"/>
+        <w:rPr>
+          <w:rFonts w:hint="default"/>
+          <w:lang w:val="en-US" w:eastAsia="zh-CN"/>
+        </w:rPr>
+      </w:pPr>
+    </w:p>
+    <w:p>
+      <w:pPr>
+        <w:ind w:left="840" w:leftChars="0" w:firstLine="420" w:firstLineChars="0"/>
+        <w:rPr>
+          <w:rFonts w:hint="default"/>
+          <w:lang w:val="en-US" w:eastAsia="zh-CN"/>
+        </w:rPr>
+      </w:pPr>
+      <w:r>
+        <w:rPr>
+          <w:rFonts w:hint="default"/>
+          <w:lang w:val="en-US" w:eastAsia="zh-CN"/>
+        </w:rPr>
+        <w:t>支付是资金流转的唯一入口，安全性、准确性和稳定性是最高优先级。</w:t>
+      </w:r>
+    </w:p>
+    <w:p>
+      <w:pPr>
+        <w:ind w:left="840" w:leftChars="0" w:firstLine="420" w:firstLineChars="0"/>
+        <w:rPr>
+          <w:rFonts w:hint="default"/>
+          <w:lang w:val="en-US" w:eastAsia="zh-CN"/>
+        </w:rPr>
+      </w:pPr>
+    </w:p>
+    <w:p>
+      <w:pPr>
+        <w:ind w:left="840" w:leftChars="0" w:firstLine="420" w:firstLineChars="0"/>
+        <w:rPr>
+          <w:rFonts w:hint="default"/>
+          <w:lang w:val="en-US" w:eastAsia="zh-CN"/>
+        </w:rPr>
+      </w:pPr>
+      <w:r>
+        <w:rPr>
+          <w:rFonts w:hint="default"/>
+          <w:lang w:val="en-US" w:eastAsia="zh-CN"/>
+        </w:rPr>
+        <w:t>#### 1. 核心功能测试 (Functionality)</w:t>
+      </w:r>
+    </w:p>
+    <w:p>
+      <w:pPr>
+        <w:ind w:left="840" w:leftChars="0" w:firstLine="420" w:firstLineChars="0"/>
+        <w:rPr>
+          <w:rFonts w:hint="default"/>
+          <w:lang w:val="en-US" w:eastAsia="zh-CN"/>
+        </w:rPr>
+      </w:pPr>
+      <w:r>
+        <w:rPr>
+          <w:rFonts w:hint="default"/>
+          <w:lang w:val="en-US" w:eastAsia="zh-CN"/>
+        </w:rPr>
+        <w:t>* **支付方式选择**</w:t>
+      </w:r>
+    </w:p>
+    <w:p>
+      <w:pPr>
+        <w:ind w:left="840" w:leftChars="0" w:firstLine="420" w:firstLineChars="0"/>
+        <w:rPr>
+          <w:rFonts w:hint="default"/>
+          <w:lang w:val="en-US" w:eastAsia="zh-CN"/>
+        </w:rPr>
+      </w:pPr>
+      <w:r>
+        <w:rPr>
+          <w:rFonts w:hint="default"/>
+          <w:lang w:val="en-US" w:eastAsia="zh-CN"/>
+        </w:rPr>
+        <w:t xml:space="preserve">    * 支持所有预期的支付方式（如微信支付、支付宝、银行卡支付、余额支付）。</w:t>
+      </w:r>
+    </w:p>
+    <w:p>
+      <w:pPr>
+        <w:ind w:left="840" w:leftChars="0" w:firstLine="420" w:firstLineChars="0"/>
+        <w:rPr>
+          <w:rFonts w:hint="default"/>
+          <w:lang w:val="en-US" w:eastAsia="zh-CN"/>
+        </w:rPr>
+      </w:pPr>
+      <w:r>
+        <w:rPr>
+          <w:rFonts w:hint="default"/>
+          <w:lang w:val="en-US" w:eastAsia="zh-CN"/>
+        </w:rPr>
+        <w:t xml:space="preserve">    * 能够正确调起相应的支付渠道App或页面。</w:t>
+      </w:r>
+    </w:p>
+    <w:p>
+      <w:pPr>
+        <w:ind w:left="840" w:leftChars="0" w:firstLine="420" w:firstLineChars="0"/>
+        <w:rPr>
+          <w:rFonts w:hint="default"/>
+          <w:lang w:val="en-US" w:eastAsia="zh-CN"/>
+        </w:rPr>
+      </w:pPr>
+      <w:r>
+        <w:rPr>
+          <w:rFonts w:hint="default"/>
+          <w:lang w:val="en-US" w:eastAsia="zh-CN"/>
+        </w:rPr>
+        <w:t xml:space="preserve">    * 组合支付：测试“余额+第三方支付”的场景，金额计算是否正确。</w:t>
+      </w:r>
+    </w:p>
+    <w:p>
+      <w:pPr>
+        <w:ind w:left="840" w:leftChars="0" w:firstLine="420" w:firstLineChars="0"/>
+        <w:rPr>
+          <w:rFonts w:hint="default"/>
+          <w:lang w:val="en-US" w:eastAsia="zh-CN"/>
+        </w:rPr>
+      </w:pPr>
+      <w:r>
+        <w:rPr>
+          <w:rFonts w:hint="default"/>
+          <w:lang w:val="en-US" w:eastAsia="zh-CN"/>
+        </w:rPr>
+        <w:t>* **支付流程**</w:t>
+      </w:r>
+    </w:p>
+    <w:p>
+      <w:pPr>
+        <w:ind w:left="840" w:leftChars="0" w:firstLine="420" w:firstLineChars="0"/>
+        <w:rPr>
+          <w:rFonts w:hint="default"/>
+          <w:lang w:val="en-US" w:eastAsia="zh-CN"/>
+        </w:rPr>
+      </w:pPr>
+      <w:r>
+        <w:rPr>
+          <w:rFonts w:hint="default"/>
+          <w:lang w:val="en-US" w:eastAsia="zh-CN"/>
+        </w:rPr>
+        <w:t xml:space="preserve">    * 输入正确的支付密码/指纹/面容ID，支付成功。</w:t>
+      </w:r>
+    </w:p>
+    <w:p>
+      <w:pPr>
+        <w:ind w:left="840" w:leftChars="0" w:firstLine="420" w:firstLineChars="0"/>
+        <w:rPr>
+          <w:rFonts w:hint="default"/>
+          <w:lang w:val="en-US" w:eastAsia="zh-CN"/>
+        </w:rPr>
+      </w:pPr>
+      <w:r>
+        <w:rPr>
+          <w:rFonts w:hint="default"/>
+          <w:lang w:val="en-US" w:eastAsia="zh-CN"/>
+        </w:rPr>
+        <w:t xml:space="preserve">    * 支付成功后，页面是否能正确跳转到“支付成功”页。</w:t>
+      </w:r>
+    </w:p>
+    <w:p>
+      <w:pPr>
+        <w:ind w:left="840" w:leftChars="0" w:firstLine="420" w:firstLineChars="0"/>
+        <w:rPr>
+          <w:rFonts w:hint="default"/>
+          <w:lang w:val="en-US" w:eastAsia="zh-CN"/>
+        </w:rPr>
+      </w:pPr>
+      <w:r>
+        <w:rPr>
+          <w:rFonts w:hint="default"/>
+          <w:lang w:val="en-US" w:eastAsia="zh-CN"/>
+        </w:rPr>
+        <w:t xml:space="preserve">    * 支付成功后，订单状态是否从“待支付”立刻变更为“已支付/待接单”。</w:t>
+      </w:r>
+    </w:p>
+    <w:p>
+      <w:pPr>
+        <w:ind w:left="840" w:leftChars="0" w:firstLine="420" w:firstLineChars="0"/>
+        <w:rPr>
+          <w:rFonts w:hint="default"/>
+          <w:lang w:val="en-US" w:eastAsia="zh-CN"/>
+        </w:rPr>
+      </w:pPr>
+      <w:r>
+        <w:rPr>
+          <w:rFonts w:hint="default"/>
+          <w:lang w:val="en-US" w:eastAsia="zh-CN"/>
+        </w:rPr>
+        <w:t xml:space="preserve">    * 后台是否能准确记录支付流水号、支付时间、支付金额等信息。</w:t>
+      </w:r>
+    </w:p>
+    <w:p>
+      <w:pPr>
+        <w:ind w:left="840" w:leftChars="0" w:firstLine="420" w:firstLineChars="0"/>
+        <w:rPr>
+          <w:rFonts w:hint="default"/>
+          <w:lang w:val="en-US" w:eastAsia="zh-CN"/>
+        </w:rPr>
+      </w:pPr>
+      <w:r>
+        <w:rPr>
+          <w:rFonts w:hint="default"/>
+          <w:lang w:val="en-US" w:eastAsia="zh-CN"/>
+        </w:rPr>
+        <w:t>* **退款流程**</w:t>
+      </w:r>
+    </w:p>
+    <w:p>
+      <w:pPr>
+        <w:ind w:left="840" w:leftChars="0" w:firstLine="420" w:firstLineChars="0"/>
+        <w:rPr>
+          <w:rFonts w:hint="default"/>
+          <w:lang w:val="en-US" w:eastAsia="zh-CN"/>
+        </w:rPr>
+      </w:pPr>
+      <w:r>
+        <w:rPr>
+          <w:rFonts w:hint="default"/>
+          <w:lang w:val="en-US" w:eastAsia="zh-CN"/>
+        </w:rPr>
+        <w:t xml:space="preserve">    * 触发退款后，退款金额是否在规定时间内原路返回到用户的支付账户。</w:t>
+      </w:r>
+    </w:p>
+    <w:p>
+      <w:pPr>
+        <w:ind w:left="840" w:leftChars="0" w:firstLine="420" w:firstLineChars="0"/>
+        <w:rPr>
+          <w:rFonts w:hint="default"/>
+          <w:lang w:val="en-US" w:eastAsia="zh-CN"/>
+        </w:rPr>
+      </w:pPr>
+      <w:r>
+        <w:rPr>
+          <w:rFonts w:hint="default"/>
+          <w:lang w:val="en-US" w:eastAsia="zh-CN"/>
+        </w:rPr>
+        <w:t xml:space="preserve">    * 检查部分退款和全额退款的金额准确性。</w:t>
+      </w:r>
+    </w:p>
+    <w:p>
+      <w:pPr>
+        <w:ind w:left="840" w:leftChars="0" w:firstLine="420" w:firstLineChars="0"/>
+        <w:rPr>
+          <w:rFonts w:hint="default"/>
+          <w:lang w:val="en-US" w:eastAsia="zh-CN"/>
+        </w:rPr>
+      </w:pPr>
+      <w:r>
+        <w:rPr>
+          <w:rFonts w:hint="default"/>
+          <w:lang w:val="en-US" w:eastAsia="zh-CN"/>
+        </w:rPr>
+        <w:t xml:space="preserve">    * 退款后，用户的账户明细和后台的退款记录是否一致。</w:t>
+      </w:r>
+    </w:p>
+    <w:p>
+      <w:pPr>
+        <w:ind w:left="840" w:leftChars="0" w:firstLine="420" w:firstLineChars="0"/>
+        <w:rPr>
+          <w:rFonts w:hint="default"/>
+          <w:lang w:val="en-US" w:eastAsia="zh-CN"/>
+        </w:rPr>
+      </w:pPr>
+    </w:p>
+    <w:p>
+      <w:pPr>
+        <w:ind w:left="840" w:leftChars="0" w:firstLine="420" w:firstLineChars="0"/>
+        <w:rPr>
+          <w:rFonts w:hint="default"/>
+          <w:lang w:val="en-US" w:eastAsia="zh-CN"/>
+        </w:rPr>
+      </w:pPr>
+      <w:r>
+        <w:rPr>
+          <w:rFonts w:hint="default"/>
+          <w:lang w:val="en-US" w:eastAsia="zh-CN"/>
+        </w:rPr>
+        <w:t>#### 2. 安全性测试 (Security)</w:t>
+      </w:r>
+    </w:p>
+    <w:p>
+      <w:pPr>
+        <w:ind w:left="840" w:leftChars="0" w:firstLine="420" w:firstLineChars="0"/>
+        <w:rPr>
+          <w:rFonts w:hint="default"/>
+          <w:lang w:val="en-US" w:eastAsia="zh-CN"/>
+        </w:rPr>
+      </w:pPr>
+      <w:r>
+        <w:rPr>
+          <w:rFonts w:hint="default"/>
+          <w:lang w:val="en-US" w:eastAsia="zh-CN"/>
+        </w:rPr>
+        <w:t>* **支付凭证安全**</w:t>
+      </w:r>
+    </w:p>
+    <w:p>
+      <w:pPr>
+        <w:ind w:left="840" w:leftChars="0" w:firstLine="420" w:firstLineChars="0"/>
+        <w:rPr>
+          <w:rFonts w:hint="default"/>
+          <w:lang w:val="en-US" w:eastAsia="zh-CN"/>
+        </w:rPr>
+      </w:pPr>
+      <w:r>
+        <w:rPr>
+          <w:rFonts w:hint="default"/>
+          <w:lang w:val="en-US" w:eastAsia="zh-CN"/>
+        </w:rPr>
+        <w:t xml:space="preserve">    * 支付接口的调用参数是否经过严格加密。</w:t>
+      </w:r>
+    </w:p>
+    <w:p>
+      <w:pPr>
+        <w:ind w:left="840" w:leftChars="0" w:firstLine="420" w:firstLineChars="0"/>
+        <w:rPr>
+          <w:rFonts w:hint="default"/>
+          <w:lang w:val="en-US" w:eastAsia="zh-CN"/>
+        </w:rPr>
+      </w:pPr>
+      <w:r>
+        <w:rPr>
+          <w:rFonts w:hint="default"/>
+          <w:lang w:val="en-US" w:eastAsia="zh-CN"/>
+        </w:rPr>
+        <w:t xml:space="preserve">    * 支付回调（Callback）接口是否进行验签，防止伪造的支付成功通知。</w:t>
+      </w:r>
+    </w:p>
+    <w:p>
+      <w:pPr>
+        <w:ind w:left="840" w:leftChars="0" w:firstLine="420" w:firstLineChars="0"/>
+        <w:rPr>
+          <w:rFonts w:hint="default"/>
+          <w:lang w:val="en-US" w:eastAsia="zh-CN"/>
+        </w:rPr>
+      </w:pPr>
+      <w:r>
+        <w:rPr>
+          <w:rFonts w:hint="default"/>
+          <w:lang w:val="en-US" w:eastAsia="zh-CN"/>
+        </w:rPr>
+        <w:t>* **防重复支付**</w:t>
+      </w:r>
+    </w:p>
+    <w:p>
+      <w:pPr>
+        <w:ind w:left="840" w:leftChars="0" w:firstLine="420" w:firstLineChars="0"/>
+        <w:rPr>
+          <w:rFonts w:hint="default"/>
+          <w:lang w:val="en-US" w:eastAsia="zh-CN"/>
+        </w:rPr>
+      </w:pPr>
+      <w:r>
+        <w:rPr>
+          <w:rFonts w:hint="default"/>
+          <w:lang w:val="en-US" w:eastAsia="zh-CN"/>
+        </w:rPr>
+        <w:t xml:space="preserve">    * 一个订单号在支付成功后，不允许再次被支付。尝试重复支付应提示“订单已支付”。</w:t>
+      </w:r>
+    </w:p>
+    <w:p>
+      <w:pPr>
+        <w:ind w:left="840" w:leftChars="0" w:firstLine="420" w:firstLineChars="0"/>
+        <w:rPr>
+          <w:rFonts w:hint="default"/>
+          <w:lang w:val="en-US" w:eastAsia="zh-CN"/>
+        </w:rPr>
+      </w:pPr>
+      <w:r>
+        <w:rPr>
+          <w:rFonts w:hint="default"/>
+          <w:lang w:val="en-US" w:eastAsia="zh-CN"/>
+        </w:rPr>
+        <w:t>* **数据传输安全**</w:t>
+      </w:r>
+    </w:p>
+    <w:p>
+      <w:pPr>
+        <w:ind w:left="840" w:leftChars="0" w:firstLine="420" w:firstLineChars="0"/>
+        <w:rPr>
+          <w:rFonts w:hint="default"/>
+          <w:lang w:val="en-US" w:eastAsia="zh-CN"/>
+        </w:rPr>
+      </w:pPr>
+      <w:r>
+        <w:rPr>
+          <w:rFonts w:hint="default"/>
+          <w:lang w:val="en-US" w:eastAsia="zh-CN"/>
+        </w:rPr>
+        <w:t xml:space="preserve">    * 使用抓包工具（如Fiddler/Charles）检查支付相关的敏感信息（如银行卡号、密码）是否在请求中明文传输。</w:t>
+      </w:r>
+    </w:p>
+    <w:p>
+      <w:pPr>
+        <w:ind w:left="840" w:leftChars="0" w:firstLine="420" w:firstLineChars="0"/>
+        <w:rPr>
+          <w:rFonts w:hint="default"/>
+          <w:lang w:val="en-US" w:eastAsia="zh-CN"/>
+        </w:rPr>
+      </w:pPr>
+      <w:r>
+        <w:rPr>
+          <w:rFonts w:hint="default"/>
+          <w:lang w:val="en-US" w:eastAsia="zh-CN"/>
+        </w:rPr>
+        <w:t>* **超时机制**</w:t>
+      </w:r>
+    </w:p>
+    <w:p>
+      <w:pPr>
+        <w:ind w:left="840" w:leftChars="0" w:firstLine="420" w:firstLineChars="0"/>
+        <w:rPr>
+          <w:rFonts w:hint="default"/>
+          <w:lang w:val="en-US" w:eastAsia="zh-CN"/>
+        </w:rPr>
+      </w:pPr>
+      <w:r>
+        <w:rPr>
+          <w:rFonts w:hint="default"/>
+          <w:lang w:val="en-US" w:eastAsia="zh-CN"/>
+        </w:rPr>
+        <w:t xml:space="preserve">    * 订单创建后，在规定时间内（如15分钟）未支付，系统是否能自动取消订单，释放库存。</w:t>
+      </w:r>
+    </w:p>
+    <w:p>
+      <w:pPr>
+        <w:ind w:left="840" w:leftChars="0" w:firstLine="420" w:firstLineChars="0"/>
+        <w:rPr>
+          <w:rFonts w:hint="default"/>
+          <w:lang w:val="en-US" w:eastAsia="zh-CN"/>
+        </w:rPr>
+      </w:pPr>
+    </w:p>
+    <w:p>
+      <w:pPr>
+        <w:ind w:left="840" w:leftChars="0" w:firstLine="420" w:firstLineChars="0"/>
+        <w:rPr>
+          <w:rFonts w:hint="default"/>
+          <w:lang w:val="en-US" w:eastAsia="zh-CN"/>
+        </w:rPr>
+      </w:pPr>
+      <w:r>
+        <w:rPr>
+          <w:rFonts w:hint="default"/>
+          <w:lang w:val="en-US" w:eastAsia="zh-CN"/>
+        </w:rPr>
+        <w:t>#### 3. 异常与中断测试 (Exception &amp; Interruption)</w:t>
+      </w:r>
+    </w:p>
+    <w:p>
+      <w:pPr>
+        <w:ind w:left="840" w:leftChars="0" w:firstLine="420" w:firstLineChars="0"/>
+        <w:rPr>
+          <w:rFonts w:hint="default"/>
+          <w:lang w:val="en-US" w:eastAsia="zh-CN"/>
+        </w:rPr>
+      </w:pPr>
+      <w:r>
+        <w:rPr>
+          <w:rFonts w:hint="default"/>
+          <w:lang w:val="en-US" w:eastAsia="zh-CN"/>
+        </w:rPr>
+        <w:t>* **支付失败场景**</w:t>
+      </w:r>
+    </w:p>
+    <w:p>
+      <w:pPr>
+        <w:ind w:left="840" w:leftChars="0" w:firstLine="420" w:firstLineChars="0"/>
+        <w:rPr>
+          <w:rFonts w:hint="default"/>
+          <w:lang w:val="en-US" w:eastAsia="zh-CN"/>
+        </w:rPr>
+      </w:pPr>
+      <w:r>
+        <w:rPr>
+          <w:rFonts w:hint="default"/>
+          <w:lang w:val="en-US" w:eastAsia="zh-CN"/>
+        </w:rPr>
+        <w:t xml:space="preserve">    * 输入错误的支付密码。</w:t>
+      </w:r>
+    </w:p>
+    <w:p>
+      <w:pPr>
+        <w:ind w:left="840" w:leftChars="0" w:firstLine="420" w:firstLineChars="0"/>
+        <w:rPr>
+          <w:rFonts w:hint="default"/>
+          <w:lang w:val="en-US" w:eastAsia="zh-CN"/>
+        </w:rPr>
+      </w:pPr>
+      <w:r>
+        <w:rPr>
+          <w:rFonts w:hint="default"/>
+          <w:lang w:val="en-US" w:eastAsia="zh-CN"/>
+        </w:rPr>
+        <w:t xml:space="preserve">    * 第三方支付账户余额不足。</w:t>
+      </w:r>
+    </w:p>
+    <w:p>
+      <w:pPr>
+        <w:ind w:left="840" w:leftChars="0" w:firstLine="420" w:firstLineChars="0"/>
+        <w:rPr>
+          <w:rFonts w:hint="default"/>
+          <w:lang w:val="en-US" w:eastAsia="zh-CN"/>
+        </w:rPr>
+      </w:pPr>
+      <w:r>
+        <w:rPr>
+          <w:rFonts w:hint="default"/>
+          <w:lang w:val="en-US" w:eastAsia="zh-CN"/>
+        </w:rPr>
+        <w:t xml:space="preserve">    * 银行卡已过期或被冻结。</w:t>
+      </w:r>
+    </w:p>
+    <w:p>
+      <w:pPr>
+        <w:ind w:left="840" w:leftChars="0" w:firstLine="420" w:firstLineChars="0"/>
+        <w:rPr>
+          <w:rFonts w:hint="default"/>
+          <w:lang w:val="en-US" w:eastAsia="zh-CN"/>
+        </w:rPr>
+      </w:pPr>
+      <w:r>
+        <w:rPr>
+          <w:rFonts w:hint="default"/>
+          <w:lang w:val="en-US" w:eastAsia="zh-CN"/>
+        </w:rPr>
+        <w:t xml:space="preserve">    * 支付被风控系统拦截（如异地登录支付）。</w:t>
+      </w:r>
+    </w:p>
+    <w:p>
+      <w:pPr>
+        <w:ind w:left="840" w:leftChars="0" w:firstLine="420" w:firstLineChars="0"/>
+        <w:rPr>
+          <w:rFonts w:hint="default"/>
+          <w:lang w:val="en-US" w:eastAsia="zh-CN"/>
+        </w:rPr>
+      </w:pPr>
+      <w:r>
+        <w:rPr>
+          <w:rFonts w:hint="default"/>
+          <w:lang w:val="en-US" w:eastAsia="zh-CN"/>
+        </w:rPr>
+        <w:t xml:space="preserve">    * 对于每种失败场景，前端是否给用户清晰、友好的提示。</w:t>
+      </w:r>
+    </w:p>
+    <w:p>
+      <w:pPr>
+        <w:ind w:left="840" w:leftChars="0" w:firstLine="420" w:firstLineChars="0"/>
+        <w:rPr>
+          <w:rFonts w:hint="default"/>
+          <w:lang w:val="en-US" w:eastAsia="zh-CN"/>
+        </w:rPr>
+      </w:pPr>
+      <w:r>
+        <w:rPr>
+          <w:rFonts w:hint="default"/>
+          <w:lang w:val="en-US" w:eastAsia="zh-CN"/>
+        </w:rPr>
+        <w:t>* **支付中断场景**</w:t>
+      </w:r>
+    </w:p>
+    <w:p>
+      <w:pPr>
+        <w:ind w:left="840" w:leftChars="0" w:firstLine="420" w:firstLineChars="0"/>
+        <w:rPr>
+          <w:rFonts w:hint="default"/>
+          <w:lang w:val="en-US" w:eastAsia="zh-CN"/>
+        </w:rPr>
+      </w:pPr>
+      <w:r>
+        <w:rPr>
+          <w:rFonts w:hint="default"/>
+          <w:lang w:val="en-US" w:eastAsia="zh-CN"/>
+        </w:rPr>
+        <w:t xml:space="preserve">    * 调起第三方支付App后，不进行支付，直接返回我们的App，订单状态应仍为“待支付”。</w:t>
+      </w:r>
+    </w:p>
+    <w:p>
+      <w:pPr>
+        <w:ind w:left="840" w:leftChars="0" w:firstLine="420" w:firstLineChars="0"/>
+        <w:rPr>
+          <w:rFonts w:hint="default"/>
+          <w:lang w:val="en-US" w:eastAsia="zh-CN"/>
+        </w:rPr>
+      </w:pPr>
+      <w:r>
+        <w:rPr>
+          <w:rFonts w:hint="default"/>
+          <w:lang w:val="en-US" w:eastAsia="zh-CN"/>
+        </w:rPr>
+        <w:t xml:space="preserve">    * 支付过程中手机断网/关机，恢复后订单和支付状态是否正确。</w:t>
+      </w:r>
+    </w:p>
+    <w:p>
+      <w:pPr>
+        <w:ind w:left="840" w:leftChars="0" w:firstLine="420" w:firstLineChars="0"/>
+        <w:rPr>
+          <w:rFonts w:hint="default"/>
+          <w:lang w:val="en-US" w:eastAsia="zh-CN"/>
+        </w:rPr>
+      </w:pPr>
+      <w:r>
+        <w:rPr>
+          <w:rFonts w:hint="default"/>
+          <w:lang w:val="en-US" w:eastAsia="zh-CN"/>
+        </w:rPr>
+        <w:t xml:space="preserve">    * **关键场景**：已在第三方支付渠道扣款成功，但由于网络问题，未及时收到支付回调通知。此时，App内订单状态可能仍是“待支付”。需要测试系统后台是否有“支付状态轮询/对账”机制，在一段时间后能自动将订单状态更新为“已支付”。</w:t>
+      </w:r>
+    </w:p>
+    <w:p>
+      <w:pPr>
+        <w:ind w:left="840" w:leftChars="0" w:firstLine="420" w:firstLineChars="0"/>
+        <w:rPr>
+          <w:rFonts w:hint="default"/>
+          <w:lang w:val="en-US" w:eastAsia="zh-CN"/>
+        </w:rPr>
+      </w:pPr>
+    </w:p>
+    <w:p>
+      <w:pPr>
+        <w:ind w:left="840" w:leftChars="0" w:firstLine="420" w:firstLineChars="0"/>
+        <w:rPr>
+          <w:rFonts w:hint="default"/>
+          <w:lang w:val="en-US" w:eastAsia="zh-CN"/>
+        </w:rPr>
+      </w:pPr>
+      <w:r>
+        <w:rPr>
+          <w:rFonts w:hint="default"/>
+          <w:lang w:val="en-US" w:eastAsia="zh-CN"/>
+        </w:rPr>
+        <w:t>作为测试人员，在执行这些测试点时，不仅要验证功能是否“可用”，更要思考在“鲜送社区”这种即时配送的业务模式下，每个操作的**实时性**和**准确性**。例如，订单状态的流转必须毫秒级同步到商家端，否则就会影响到“30-60分钟送达”的服务承诺。</w:t>
+      </w:r>
     </w:p>
     <w:sectPr>
       <w:pgSz w:w="11906" w:h="16838"/>
@@ -1082,7 +2715,7 @@
   <w:docDefaults>
     <w:rPrDefault>
       <w:rPr>
-        <w:rFonts w:asciiTheme="minorHAnsi" w:hAnsiTheme="minorHAnsi" w:eastAsiaTheme="minorEastAsia" w:cstheme="minorBidi"/>
+        <w:rFonts w:ascii="Times New Roman" w:hAnsi="Times New Roman" w:eastAsia="宋体" w:cs="Times New Roman"/>
       </w:rPr>
     </w:rPrDefault>
     <w:pPrDefault/>
@@ -1107,8 +2740,8 @@
     <w:lsdException w:unhideWhenUsed="0" w:uiPriority="0" w:semiHidden="0" w:name="index 7"/>
     <w:lsdException w:unhideWhenUsed="0" w:uiPriority="0" w:semiHidden="0" w:name="index 8"/>
     <w:lsdException w:unhideWhenUsed="0" w:uiPriority="0" w:semiHidden="0" w:name="index 9"/>
-    <w:lsdException w:unhideWhenUsed="0" w:uiPriority="0" w:semiHidden="0" w:name="toc 1"/>
-    <w:lsdException w:unhideWhenUsed="0" w:uiPriority="0" w:semiHidden="0" w:name="toc 2"/>
+    <w:lsdException w:qFormat="1" w:unhideWhenUsed="0" w:uiPriority="0" w:semiHidden="0" w:name="toc 1"/>
+    <w:lsdException w:qFormat="1" w:unhideWhenUsed="0" w:uiPriority="0" w:semiHidden="0" w:name="toc 2"/>
     <w:lsdException w:unhideWhenUsed="0" w:uiPriority="0" w:semiHidden="0" w:name="toc 3"/>
     <w:lsdException w:unhideWhenUsed="0" w:uiPriority="0" w:semiHidden="0" w:name="toc 4"/>
     <w:lsdException w:unhideWhenUsed="0" w:uiPriority="0" w:semiHidden="0" w:name="toc 5"/>
@@ -1153,7 +2786,7 @@
     <w:lsdException w:qFormat="1" w:unhideWhenUsed="0" w:uiPriority="0" w:semiHidden="0" w:name="Title"/>
     <w:lsdException w:unhideWhenUsed="0" w:uiPriority="0" w:semiHidden="0" w:name="Closing"/>
     <w:lsdException w:unhideWhenUsed="0" w:uiPriority="0" w:semiHidden="0" w:name="Signature"/>
-    <w:lsdException w:unhideWhenUsed="0" w:uiPriority="0" w:name="Default Paragraph Font"/>
+    <w:lsdException w:qFormat="1" w:unhideWhenUsed="0" w:uiPriority="0" w:name="Default Paragraph Font"/>
     <w:lsdException w:unhideWhenUsed="0" w:uiPriority="0" w:semiHidden="0" w:name="Body Text"/>
     <w:lsdException w:unhideWhenUsed="0" w:uiPriority="0" w:semiHidden="0" w:name="Body Text Indent"/>
     <w:lsdException w:unhideWhenUsed="0" w:uiPriority="0" w:semiHidden="0" w:name="List Continue"/>
@@ -1191,7 +2824,7 @@
     <w:lsdException w:unhideWhenUsed="0" w:uiPriority="0" w:semiHidden="0" w:name="HTML Sample"/>
     <w:lsdException w:unhideWhenUsed="0" w:uiPriority="0" w:semiHidden="0" w:name="HTML Typewriter"/>
     <w:lsdException w:unhideWhenUsed="0" w:uiPriority="0" w:semiHidden="0" w:name="HTML Variable"/>
-    <w:lsdException w:unhideWhenUsed="0" w:uiPriority="0" w:name="Normal Table"/>
+    <w:lsdException w:qFormat="1" w:unhideWhenUsed="0" w:uiPriority="0" w:name="Normal Table"/>
     <w:lsdException w:unhideWhenUsed="0" w:uiPriority="0" w:semiHidden="0" w:name="annotation subject"/>
     <w:lsdException w:unhideWhenUsed="0" w:uiPriority="0" w:semiHidden="0" w:name="Table Simple 1"/>
     <w:lsdException w:unhideWhenUsed="0" w:uiPriority="0" w:semiHidden="0" w:name="Table Simple 2"/>
@@ -1394,7 +3027,7 @@
     <w:name w:val="heading 3"/>
     <w:basedOn w:val="1"/>
     <w:next w:val="1"/>
-    <w:link w:val="14"/>
+    <w:link w:val="17"/>
     <w:unhideWhenUsed/>
     <w:qFormat/>
     <w:uiPriority w:val="0"/>
@@ -1413,7 +3046,7 @@
     <w:name w:val="heading 4"/>
     <w:basedOn w:val="1"/>
     <w:next w:val="1"/>
-    <w:link w:val="15"/>
+    <w:link w:val="18"/>
     <w:unhideWhenUsed/>
     <w:qFormat/>
     <w:uiPriority w:val="0"/>
@@ -1484,14 +3117,16 @@
       <w:sz w:val="24"/>
     </w:rPr>
   </w:style>
-  <w:style w:type="character" w:default="1" w:styleId="13">
+  <w:style w:type="character" w:default="1" w:styleId="14">
     <w:name w:val="Default Paragraph Font"/>
     <w:semiHidden/>
+    <w:qFormat/>
     <w:uiPriority w:val="0"/>
   </w:style>
-  <w:style w:type="table" w:default="1" w:styleId="12">
+  <w:style w:type="table" w:default="1" w:styleId="13">
     <w:name w:val="Normal Table"/>
     <w:semiHidden/>
+    <w:qFormat/>
     <w:uiPriority w:val="0"/>
     <w:tblPr>
       <w:tblCellMar>
@@ -1515,18 +3150,53 @@
     <w:name w:val="toc 1"/>
     <w:basedOn w:val="1"/>
     <w:next w:val="1"/>
+    <w:qFormat/>
     <w:uiPriority w:val="0"/>
   </w:style>
   <w:style w:type="paragraph" w:styleId="11">
     <w:name w:val="toc 2"/>
     <w:basedOn w:val="1"/>
     <w:next w:val="1"/>
+    <w:qFormat/>
     <w:uiPriority w:val="0"/>
     <w:pPr>
       <w:ind w:left="420" w:leftChars="200"/>
     </w:pPr>
   </w:style>
-  <w:style w:type="character" w:customStyle="1" w:styleId="14">
+  <w:style w:type="paragraph" w:styleId="12">
+    <w:name w:val="Normal (Web)"/>
+    <w:basedOn w:val="1"/>
+    <w:uiPriority w:val="0"/>
+    <w:pPr>
+      <w:spacing w:before="0" w:beforeAutospacing="1" w:after="0" w:afterAutospacing="1"/>
+      <w:ind w:left="0" w:right="0"/>
+      <w:jc w:val="left"/>
+    </w:pPr>
+    <w:rPr>
+      <w:kern w:val="0"/>
+      <w:sz w:val="24"/>
+      <w:lang w:val="en-US" w:eastAsia="zh-CN" w:bidi="ar"/>
+    </w:rPr>
+  </w:style>
+  <w:style w:type="character" w:styleId="15">
+    <w:name w:val="Strong"/>
+    <w:basedOn w:val="14"/>
+    <w:qFormat/>
+    <w:uiPriority w:val="0"/>
+    <w:rPr>
+      <w:b/>
+    </w:rPr>
+  </w:style>
+  <w:style w:type="character" w:styleId="16">
+    <w:name w:val="HTML Code"/>
+    <w:basedOn w:val="14"/>
+    <w:uiPriority w:val="0"/>
+    <w:rPr>
+      <w:rFonts w:ascii="Courier New" w:hAnsi="Courier New"/>
+      <w:sz w:val="20"/>
+    </w:rPr>
+  </w:style>
+  <w:style w:type="character" w:customStyle="1" w:styleId="17">
     <w:name w:val="标题 3 Char"/>
     <w:link w:val="4"/>
     <w:uiPriority w:val="0"/>
@@ -1535,9 +3205,10 @@
       <w:sz w:val="32"/>
     </w:rPr>
   </w:style>
-  <w:style w:type="character" w:customStyle="1" w:styleId="15">
+  <w:style w:type="character" w:customStyle="1" w:styleId="18">
     <w:name w:val="标题 4 Char"/>
     <w:link w:val="5"/>
+    <w:qFormat/>
     <w:uiPriority w:val="0"/>
     <w:rPr>
       <w:rFonts w:ascii="Arial" w:hAnsi="Arial" w:eastAsia="黑体"/>

--- a/docs/就业文档/电商项目包装.docx
+++ b/docs/就业文档/电商项目包装.docx
@@ -344,6 +344,8 @@
           <w:lang w:val="en-US" w:eastAsia="zh-CN"/>
         </w:rPr>
       </w:pPr>
+      <w:bookmarkStart w:id="4" w:name="_GoBack"/>
+      <w:bookmarkEnd w:id="4"/>
     </w:p>
     <w:p>
       <w:pPr>
@@ -655,10 +657,17 @@
       <w:pPr>
         <w:ind w:left="420" w:leftChars="0" w:firstLine="420" w:firstLineChars="0"/>
         <w:rPr>
-          <w:rFonts w:hint="eastAsia"/>
-          <w:lang w:val="en-US" w:eastAsia="zh-CN"/>
-        </w:rPr>
-      </w:pPr>
+          <w:rFonts w:hint="default"/>
+          <w:lang w:val="en-US" w:eastAsia="zh-CN"/>
+        </w:rPr>
+      </w:pPr>
+      <w:r>
+        <w:rPr>
+          <w:rFonts w:hint="eastAsia"/>
+          <w:lang w:val="en-US" w:eastAsia="zh-CN"/>
+        </w:rPr>
+        <w:t>前后端不分离，要记得负责后台的订单管理模块</w:t>
+      </w:r>
     </w:p>
     <w:p>
       <w:pPr>
@@ -1058,18 +1067,18 @@
     </w:p>
     <w:p>
       <w:pPr>
-        <w:ind w:left="840" w:leftChars="0" w:firstLine="420" w:firstLineChars="0"/>
-        <w:rPr>
-          <w:rFonts w:hint="default"/>
-          <w:lang w:val="en-US" w:eastAsia="zh-CN"/>
-        </w:rPr>
-      </w:pPr>
-      <w:r>
-        <w:rPr>
-          <w:rFonts w:hint="default"/>
-          <w:lang w:val="en-US" w:eastAsia="zh-CN"/>
-        </w:rPr>
-        <w:t>### 一、 订单模块测试点 (Order Module)</w:t>
+        <w:ind w:firstLine="420" w:firstLineChars="0"/>
+        <w:rPr>
+          <w:rFonts w:hint="default"/>
+          <w:lang w:val="en-US" w:eastAsia="zh-CN"/>
+        </w:rPr>
+      </w:pPr>
+      <w:r>
+        <w:rPr>
+          <w:rFonts w:hint="default"/>
+          <w:lang w:val="en-US" w:eastAsia="zh-CN"/>
+        </w:rPr>
+        <w:t>一、 订单模块测试点 (Order Module)</w:t>
       </w:r>
     </w:p>
     <w:p>
@@ -1151,247 +1160,247 @@
           <w:rFonts w:hint="default"/>
           <w:lang w:val="en-US" w:eastAsia="zh-CN"/>
         </w:rPr>
-        <w:t xml:space="preserve">    * **商品维度**:</w:t>
-      </w:r>
-    </w:p>
-    <w:p>
-      <w:pPr>
-        <w:ind w:left="840" w:leftChars="0" w:firstLine="420" w:firstLineChars="0"/>
-        <w:rPr>
-          <w:rFonts w:hint="default"/>
-          <w:lang w:val="en-US" w:eastAsia="zh-CN"/>
-        </w:rPr>
-      </w:pPr>
-      <w:r>
-        <w:rPr>
-          <w:rFonts w:hint="default"/>
-          <w:lang w:val="en-US" w:eastAsia="zh-CN"/>
-        </w:rPr>
-        <w:t xml:space="preserve">        * 从商品详情页、分类列表页、搜索结果页、购物车等多个入口，将单个/多个商品加入购物车并成功下单。</w:t>
-      </w:r>
-    </w:p>
-    <w:p>
-      <w:pPr>
-        <w:ind w:left="840" w:leftChars="0" w:firstLine="420" w:firstLineChars="0"/>
-        <w:rPr>
-          <w:rFonts w:hint="default"/>
-          <w:lang w:val="en-US" w:eastAsia="zh-CN"/>
-        </w:rPr>
-      </w:pPr>
-      <w:r>
-        <w:rPr>
-          <w:rFonts w:hint="default"/>
-          <w:lang w:val="en-US" w:eastAsia="zh-CN"/>
-        </w:rPr>
-        <w:t xml:space="preserve">        * 购买普通商品、促销商品（秒杀、折扣、满减）、需要称重的商品（如水果、蔬菜）。</w:t>
-      </w:r>
-    </w:p>
-    <w:p>
-      <w:pPr>
-        <w:ind w:left="840" w:leftChars="0" w:firstLine="420" w:firstLineChars="0"/>
-        <w:rPr>
-          <w:rFonts w:hint="default"/>
-          <w:lang w:val="en-US" w:eastAsia="zh-CN"/>
-        </w:rPr>
-      </w:pPr>
-      <w:r>
-        <w:rPr>
-          <w:rFonts w:hint="default"/>
-          <w:lang w:val="en-US" w:eastAsia="zh-CN"/>
-        </w:rPr>
-        <w:t xml:space="preserve">        * 下单时商品的库存是否正确扣减（重点关注高并发场景下的超卖问题）。</w:t>
-      </w:r>
-    </w:p>
-    <w:p>
-      <w:pPr>
-        <w:ind w:left="840" w:leftChars="0" w:firstLine="420" w:firstLineChars="0"/>
-        <w:rPr>
-          <w:rFonts w:hint="default"/>
-          <w:lang w:val="en-US" w:eastAsia="zh-CN"/>
-        </w:rPr>
-      </w:pPr>
-      <w:r>
-        <w:rPr>
-          <w:rFonts w:hint="default"/>
-          <w:lang w:val="en-US" w:eastAsia="zh-CN"/>
-        </w:rPr>
-        <w:t xml:space="preserve">        * 商品的限购逻辑是否生效（如“每人限购2份”）。</w:t>
-      </w:r>
-    </w:p>
-    <w:p>
-      <w:pPr>
-        <w:ind w:left="840" w:leftChars="0" w:firstLine="420" w:firstLineChars="0"/>
-        <w:rPr>
-          <w:rFonts w:hint="default"/>
-          <w:lang w:val="en-US" w:eastAsia="zh-CN"/>
-        </w:rPr>
-      </w:pPr>
-      <w:r>
-        <w:rPr>
-          <w:rFonts w:hint="default"/>
-          <w:lang w:val="en-US" w:eastAsia="zh-CN"/>
-        </w:rPr>
-        <w:t xml:space="preserve">    * **地址维度**:</w:t>
-      </w:r>
-    </w:p>
-    <w:p>
-      <w:pPr>
-        <w:ind w:left="840" w:leftChars="0" w:firstLine="420" w:firstLineChars="0"/>
-        <w:rPr>
-          <w:rFonts w:hint="default"/>
-          <w:lang w:val="en-US" w:eastAsia="zh-CN"/>
-        </w:rPr>
-      </w:pPr>
-      <w:r>
-        <w:rPr>
-          <w:rFonts w:hint="default"/>
-          <w:lang w:val="en-US" w:eastAsia="zh-CN"/>
-        </w:rPr>
-        <w:t xml:space="preserve">        * 选择默认收货地址下单。</w:t>
-      </w:r>
-    </w:p>
-    <w:p>
-      <w:pPr>
-        <w:ind w:left="840" w:leftChars="0" w:firstLine="420" w:firstLineChars="0"/>
-        <w:rPr>
-          <w:rFonts w:hint="default"/>
-          <w:lang w:val="en-US" w:eastAsia="zh-CN"/>
-        </w:rPr>
-      </w:pPr>
-      <w:r>
-        <w:rPr>
-          <w:rFonts w:hint="default"/>
-          <w:lang w:val="en-US" w:eastAsia="zh-CN"/>
-        </w:rPr>
-        <w:t xml:space="preserve">        * 选择其他地址下单。</w:t>
-      </w:r>
-    </w:p>
-    <w:p>
-      <w:pPr>
-        <w:ind w:left="840" w:leftChars="0" w:firstLine="420" w:firstLineChars="0"/>
-        <w:rPr>
-          <w:rFonts w:hint="default"/>
-          <w:lang w:val="en-US" w:eastAsia="zh-CN"/>
-        </w:rPr>
-      </w:pPr>
-      <w:r>
-        <w:rPr>
-          <w:rFonts w:hint="default"/>
-          <w:lang w:val="en-US" w:eastAsia="zh-CN"/>
-        </w:rPr>
-        <w:t xml:space="preserve">        * 新增收货地址后立即使用该地址下单。</w:t>
-      </w:r>
-    </w:p>
-    <w:p>
-      <w:pPr>
-        <w:ind w:left="840" w:leftChars="0" w:firstLine="420" w:firstLineChars="0"/>
-        <w:rPr>
-          <w:rFonts w:hint="default"/>
-          <w:lang w:val="en-US" w:eastAsia="zh-CN"/>
-        </w:rPr>
-      </w:pPr>
-      <w:r>
-        <w:rPr>
-          <w:rFonts w:hint="default"/>
-          <w:lang w:val="en-US" w:eastAsia="zh-CN"/>
-        </w:rPr>
-        <w:t xml:space="preserve">        * 下单时编辑现有地址。</w:t>
-      </w:r>
-    </w:p>
-    <w:p>
-      <w:pPr>
-        <w:ind w:left="840" w:leftChars="0" w:firstLine="420" w:firstLineChars="0"/>
-        <w:rPr>
-          <w:rFonts w:hint="default"/>
-          <w:lang w:val="en-US" w:eastAsia="zh-CN"/>
-        </w:rPr>
-      </w:pPr>
-      <w:r>
-        <w:rPr>
-          <w:rFonts w:hint="default"/>
-          <w:lang w:val="en-US" w:eastAsia="zh-CN"/>
-        </w:rPr>
-        <w:t xml:space="preserve">        * **关键场景**：收货地址是否在“门店周边3-5公里”配送范围内，超出范围应有明确提示且无法下单。</w:t>
-      </w:r>
-    </w:p>
-    <w:p>
-      <w:pPr>
-        <w:ind w:left="840" w:leftChars="0" w:firstLine="420" w:firstLineChars="0"/>
-        <w:rPr>
-          <w:rFonts w:hint="default"/>
-          <w:lang w:val="en-US" w:eastAsia="zh-CN"/>
-        </w:rPr>
-      </w:pPr>
-      <w:r>
-        <w:rPr>
-          <w:rFonts w:hint="default"/>
-          <w:lang w:val="en-US" w:eastAsia="zh-CN"/>
-        </w:rPr>
-        <w:t xml:space="preserve">    * **金额维度**:</w:t>
-      </w:r>
-    </w:p>
-    <w:p>
-      <w:pPr>
-        <w:ind w:left="840" w:leftChars="0" w:firstLine="420" w:firstLineChars="0"/>
-        <w:rPr>
-          <w:rFonts w:hint="default"/>
-          <w:lang w:val="en-US" w:eastAsia="zh-CN"/>
-        </w:rPr>
-      </w:pPr>
-      <w:r>
-        <w:rPr>
-          <w:rFonts w:hint="default"/>
-          <w:lang w:val="en-US" w:eastAsia="zh-CN"/>
-        </w:rPr>
-        <w:t xml:space="preserve">        * 订单总金额（商品总价 + 包装费 + 配送费 - 优惠金额）计算是否完全准确。</w:t>
-      </w:r>
-    </w:p>
-    <w:p>
-      <w:pPr>
-        <w:ind w:left="840" w:leftChars="0" w:firstLine="420" w:firstLineChars="0"/>
-        <w:rPr>
-          <w:rFonts w:hint="default"/>
-          <w:lang w:val="en-US" w:eastAsia="zh-CN"/>
-        </w:rPr>
-      </w:pPr>
-      <w:r>
-        <w:rPr>
-          <w:rFonts w:hint="default"/>
-          <w:lang w:val="en-US" w:eastAsia="zh-CN"/>
-        </w:rPr>
-        <w:t xml:space="preserve">        * 优惠券、红包、会员折扣、满减活动等优惠是否正确应用且互斥规则符合预期。</w:t>
-      </w:r>
-    </w:p>
-    <w:p>
-      <w:pPr>
-        <w:ind w:left="840" w:leftChars="0" w:firstLine="420" w:firstLineChars="0"/>
-        <w:rPr>
-          <w:rFonts w:hint="default"/>
-          <w:lang w:val="en-US" w:eastAsia="zh-CN"/>
-        </w:rPr>
-      </w:pPr>
-      <w:r>
-        <w:rPr>
-          <w:rFonts w:hint="default"/>
-          <w:lang w:val="en-US" w:eastAsia="zh-CN"/>
-        </w:rPr>
-        <w:t xml:space="preserve">        * 核对配送费是否根据距离或特定规则正确计算。</w:t>
-      </w:r>
-    </w:p>
-    <w:p>
-      <w:pPr>
-        <w:ind w:left="840" w:leftChars="0" w:firstLine="420" w:firstLineChars="0"/>
-        <w:rPr>
-          <w:rFonts w:hint="default"/>
-          <w:lang w:val="en-US" w:eastAsia="zh-CN"/>
-        </w:rPr>
-      </w:pPr>
-      <w:r>
-        <w:rPr>
-          <w:rFonts w:hint="default"/>
-          <w:lang w:val="en-US" w:eastAsia="zh-CN"/>
-        </w:rPr>
-        <w:t>* **订单状态流转 (State Transition)**</w:t>
+        <w:t xml:space="preserve">    商品维度:</w:t>
+      </w:r>
+    </w:p>
+    <w:p>
+      <w:pPr>
+        <w:ind w:left="840" w:leftChars="0" w:firstLine="420" w:firstLineChars="0"/>
+        <w:rPr>
+          <w:rFonts w:hint="default"/>
+          <w:lang w:val="en-US" w:eastAsia="zh-CN"/>
+        </w:rPr>
+      </w:pPr>
+      <w:r>
+        <w:rPr>
+          <w:rFonts w:hint="default"/>
+          <w:lang w:val="en-US" w:eastAsia="zh-CN"/>
+        </w:rPr>
+        <w:t xml:space="preserve">        从商品详情页、分类列表页、搜索结果页、购物车等多个入口，将单个/多个商品加入购物车并成功下单。</w:t>
+      </w:r>
+    </w:p>
+    <w:p>
+      <w:pPr>
+        <w:ind w:left="840" w:leftChars="0" w:firstLine="420" w:firstLineChars="0"/>
+        <w:rPr>
+          <w:rFonts w:hint="default"/>
+          <w:lang w:val="en-US" w:eastAsia="zh-CN"/>
+        </w:rPr>
+      </w:pPr>
+      <w:r>
+        <w:rPr>
+          <w:rFonts w:hint="default"/>
+          <w:lang w:val="en-US" w:eastAsia="zh-CN"/>
+        </w:rPr>
+        <w:t xml:space="preserve">        购买普通商品、促销商品（秒杀、折扣、满减）、需要称重的商品（如水果、蔬菜）。</w:t>
+      </w:r>
+    </w:p>
+    <w:p>
+      <w:pPr>
+        <w:ind w:left="840" w:leftChars="0" w:firstLine="420" w:firstLineChars="0"/>
+        <w:rPr>
+          <w:rFonts w:hint="default"/>
+          <w:lang w:val="en-US" w:eastAsia="zh-CN"/>
+        </w:rPr>
+      </w:pPr>
+      <w:r>
+        <w:rPr>
+          <w:rFonts w:hint="default"/>
+          <w:lang w:val="en-US" w:eastAsia="zh-CN"/>
+        </w:rPr>
+        <w:t xml:space="preserve">        下单时商品的库存是否正确扣减（重点关注高并发场景下的超卖问题）。</w:t>
+      </w:r>
+    </w:p>
+    <w:p>
+      <w:pPr>
+        <w:ind w:left="840" w:leftChars="0" w:firstLine="420" w:firstLineChars="0"/>
+        <w:rPr>
+          <w:rFonts w:hint="default"/>
+          <w:lang w:val="en-US" w:eastAsia="zh-CN"/>
+        </w:rPr>
+      </w:pPr>
+      <w:r>
+        <w:rPr>
+          <w:rFonts w:hint="default"/>
+          <w:lang w:val="en-US" w:eastAsia="zh-CN"/>
+        </w:rPr>
+        <w:t xml:space="preserve">        商品的限购逻辑是否生效（如“每人限购2份”）。</w:t>
+      </w:r>
+    </w:p>
+    <w:p>
+      <w:pPr>
+        <w:ind w:left="840" w:leftChars="0" w:firstLine="420" w:firstLineChars="0"/>
+        <w:rPr>
+          <w:rFonts w:hint="default"/>
+          <w:lang w:val="en-US" w:eastAsia="zh-CN"/>
+        </w:rPr>
+      </w:pPr>
+      <w:r>
+        <w:rPr>
+          <w:rFonts w:hint="default"/>
+          <w:lang w:val="en-US" w:eastAsia="zh-CN"/>
+        </w:rPr>
+        <w:t xml:space="preserve">    地址维度:</w:t>
+      </w:r>
+    </w:p>
+    <w:p>
+      <w:pPr>
+        <w:ind w:left="840" w:leftChars="0" w:firstLine="420" w:firstLineChars="0"/>
+        <w:rPr>
+          <w:rFonts w:hint="default"/>
+          <w:lang w:val="en-US" w:eastAsia="zh-CN"/>
+        </w:rPr>
+      </w:pPr>
+      <w:r>
+        <w:rPr>
+          <w:rFonts w:hint="default"/>
+          <w:lang w:val="en-US" w:eastAsia="zh-CN"/>
+        </w:rPr>
+        <w:t xml:space="preserve">        选择默认收货地址下单。</w:t>
+      </w:r>
+    </w:p>
+    <w:p>
+      <w:pPr>
+        <w:ind w:left="840" w:leftChars="0" w:firstLine="420" w:firstLineChars="0"/>
+        <w:rPr>
+          <w:rFonts w:hint="default"/>
+          <w:lang w:val="en-US" w:eastAsia="zh-CN"/>
+        </w:rPr>
+      </w:pPr>
+      <w:r>
+        <w:rPr>
+          <w:rFonts w:hint="default"/>
+          <w:lang w:val="en-US" w:eastAsia="zh-CN"/>
+        </w:rPr>
+        <w:t xml:space="preserve">        选择其他地址下单。</w:t>
+      </w:r>
+    </w:p>
+    <w:p>
+      <w:pPr>
+        <w:ind w:left="840" w:leftChars="0" w:firstLine="420" w:firstLineChars="0"/>
+        <w:rPr>
+          <w:rFonts w:hint="default"/>
+          <w:lang w:val="en-US" w:eastAsia="zh-CN"/>
+        </w:rPr>
+      </w:pPr>
+      <w:r>
+        <w:rPr>
+          <w:rFonts w:hint="default"/>
+          <w:lang w:val="en-US" w:eastAsia="zh-CN"/>
+        </w:rPr>
+        <w:t xml:space="preserve">        新增收货地址后立即使用该地址下单。</w:t>
+      </w:r>
+    </w:p>
+    <w:p>
+      <w:pPr>
+        <w:ind w:left="840" w:leftChars="0" w:firstLine="420" w:firstLineChars="0"/>
+        <w:rPr>
+          <w:rFonts w:hint="default"/>
+          <w:lang w:val="en-US" w:eastAsia="zh-CN"/>
+        </w:rPr>
+      </w:pPr>
+      <w:r>
+        <w:rPr>
+          <w:rFonts w:hint="default"/>
+          <w:lang w:val="en-US" w:eastAsia="zh-CN"/>
+        </w:rPr>
+        <w:t xml:space="preserve">        下单时编辑现有地址。</w:t>
+      </w:r>
+    </w:p>
+    <w:p>
+      <w:pPr>
+        <w:ind w:left="840" w:leftChars="0" w:firstLine="420" w:firstLineChars="0"/>
+        <w:rPr>
+          <w:rFonts w:hint="default"/>
+          <w:lang w:val="en-US" w:eastAsia="zh-CN"/>
+        </w:rPr>
+      </w:pPr>
+      <w:r>
+        <w:rPr>
+          <w:rFonts w:hint="default"/>
+          <w:lang w:val="en-US" w:eastAsia="zh-CN"/>
+        </w:rPr>
+        <w:t xml:space="preserve">     关键场景：收货地址是否在“门店周边3-5公里”配送范围内，超出范围应有明确提示且无法下单。</w:t>
+      </w:r>
+    </w:p>
+    <w:p>
+      <w:pPr>
+        <w:ind w:left="840" w:leftChars="0" w:firstLine="420" w:firstLineChars="0"/>
+        <w:rPr>
+          <w:rFonts w:hint="default"/>
+          <w:lang w:val="en-US" w:eastAsia="zh-CN"/>
+        </w:rPr>
+      </w:pPr>
+      <w:r>
+        <w:rPr>
+          <w:rFonts w:hint="default"/>
+          <w:lang w:val="en-US" w:eastAsia="zh-CN"/>
+        </w:rPr>
+        <w:t xml:space="preserve">    金额维度:</w:t>
+      </w:r>
+    </w:p>
+    <w:p>
+      <w:pPr>
+        <w:ind w:left="840" w:leftChars="0" w:firstLine="420" w:firstLineChars="0"/>
+        <w:rPr>
+          <w:rFonts w:hint="default"/>
+          <w:lang w:val="en-US" w:eastAsia="zh-CN"/>
+        </w:rPr>
+      </w:pPr>
+      <w:r>
+        <w:rPr>
+          <w:rFonts w:hint="default"/>
+          <w:lang w:val="en-US" w:eastAsia="zh-CN"/>
+        </w:rPr>
+        <w:t xml:space="preserve">       订单总金额（商品总价 + 包装费 + 配送费 - 优惠金额）计算是否完全准确。</w:t>
+      </w:r>
+    </w:p>
+    <w:p>
+      <w:pPr>
+        <w:ind w:left="840" w:leftChars="0" w:firstLine="420" w:firstLineChars="0"/>
+        <w:rPr>
+          <w:rFonts w:hint="default"/>
+          <w:lang w:val="en-US" w:eastAsia="zh-CN"/>
+        </w:rPr>
+      </w:pPr>
+      <w:r>
+        <w:rPr>
+          <w:rFonts w:hint="default"/>
+          <w:lang w:val="en-US" w:eastAsia="zh-CN"/>
+        </w:rPr>
+        <w:t xml:space="preserve">       优惠券、红包、会员折扣、满减活动等优惠是否正确应用且互斥规则符合预期。</w:t>
+      </w:r>
+    </w:p>
+    <w:p>
+      <w:pPr>
+        <w:ind w:left="840" w:leftChars="0" w:firstLine="420" w:firstLineChars="0"/>
+        <w:rPr>
+          <w:rFonts w:hint="default"/>
+          <w:lang w:val="en-US" w:eastAsia="zh-CN"/>
+        </w:rPr>
+      </w:pPr>
+      <w:r>
+        <w:rPr>
+          <w:rFonts w:hint="default"/>
+          <w:lang w:val="en-US" w:eastAsia="zh-CN"/>
+        </w:rPr>
+        <w:t xml:space="preserve">        核对配送费是否根据距离或特定规则正确计算。</w:t>
+      </w:r>
+    </w:p>
+    <w:p>
+      <w:pPr>
+        <w:ind w:left="840" w:leftChars="0" w:firstLine="420" w:firstLineChars="0"/>
+        <w:rPr>
+          <w:rFonts w:hint="default"/>
+          <w:lang w:val="en-US" w:eastAsia="zh-CN"/>
+        </w:rPr>
+      </w:pPr>
+      <w:r>
+        <w:rPr>
+          <w:rFonts w:hint="default"/>
+          <w:lang w:val="en-US" w:eastAsia="zh-CN"/>
+        </w:rPr>
+        <w:t>订单状态流转 (State Transition)</w:t>
       </w:r>
     </w:p>
     <w:p>
@@ -1850,8 +1859,6 @@
         </w:rPr>
         <w:t>* **库存异常**:</w:t>
       </w:r>
-      <w:bookmarkStart w:id="4" w:name="_GoBack"/>
-      <w:bookmarkEnd w:id="4"/>
     </w:p>
     <w:p>
       <w:pPr>
@@ -2396,34 +2403,89 @@
     </w:p>
     <w:p>
       <w:pPr>
-        <w:ind w:left="840" w:leftChars="0" w:firstLine="420" w:firstLineChars="0"/>
-        <w:rPr>
-          <w:rFonts w:hint="default"/>
-          <w:lang w:val="en-US" w:eastAsia="zh-CN"/>
-        </w:rPr>
-      </w:pPr>
-      <w:r>
-        <w:rPr>
-          <w:rFonts w:hint="default"/>
-          <w:lang w:val="en-US" w:eastAsia="zh-CN"/>
-        </w:rPr>
-        <w:t>* **防重复支付**</w:t>
-      </w:r>
-    </w:p>
-    <w:p>
-      <w:pPr>
-        <w:ind w:left="840" w:leftChars="0" w:firstLine="420" w:firstLineChars="0"/>
-        <w:rPr>
-          <w:rFonts w:hint="default"/>
-          <w:lang w:val="en-US" w:eastAsia="zh-CN"/>
-        </w:rPr>
-      </w:pPr>
-      <w:r>
-        <w:rPr>
-          <w:rFonts w:hint="default"/>
-          <w:lang w:val="en-US" w:eastAsia="zh-CN"/>
-        </w:rPr>
-        <w:t xml:space="preserve">    * 一个订单号在支付成功后，不允许再次被支付。尝试重复支付应提示“订单已支付”。</w:t>
+        <w:pStyle w:val="7"/>
+        <w:bidi w:val="0"/>
+        <w:ind w:left="420" w:leftChars="0" w:firstLine="420" w:firstLineChars="0"/>
+        <w:rPr>
+          <w:rFonts w:hint="default"/>
+          <w:lang w:val="en-US" w:eastAsia="zh-CN"/>
+        </w:rPr>
+      </w:pPr>
+      <w:r>
+        <w:rPr>
+          <w:rFonts w:hint="default"/>
+          <w:lang w:val="en-US" w:eastAsia="zh-CN"/>
+        </w:rPr>
+        <w:t>防重复支付</w:t>
+      </w:r>
+      <w:r>
+        <w:rPr>
+          <w:rFonts w:hint="eastAsia"/>
+          <w:lang w:val="en-US" w:eastAsia="zh-CN"/>
+        </w:rPr>
+        <w:t>：</w:t>
+      </w:r>
+    </w:p>
+    <w:p>
+      <w:pPr>
+        <w:ind w:left="840" w:leftChars="0" w:firstLine="420" w:firstLineChars="0"/>
+        <w:rPr>
+          <w:rFonts w:hint="eastAsia"/>
+          <w:color w:val="0000FF"/>
+          <w:lang w:val="en-US" w:eastAsia="zh-CN"/>
+        </w:rPr>
+      </w:pPr>
+      <w:r>
+        <w:rPr>
+          <w:rFonts w:hint="default"/>
+          <w:color w:val="0000FF"/>
+          <w:lang w:val="en-US" w:eastAsia="zh-CN"/>
+        </w:rPr>
+        <w:t xml:space="preserve">   </w:t>
+      </w:r>
+      <w:r>
+        <w:rPr>
+          <w:rFonts w:hint="eastAsia"/>
+          <w:color w:val="0000FF"/>
+          <w:lang w:val="en-US" w:eastAsia="zh-CN"/>
+        </w:rPr>
+        <w:t>首先：模拟网络延迟高的情况，多次点击支付</w:t>
+      </w:r>
+    </w:p>
+    <w:p>
+      <w:pPr>
+        <w:ind w:left="1260" w:leftChars="0" w:firstLine="420" w:firstLineChars="0"/>
+        <w:rPr>
+          <w:rFonts w:hint="eastAsia"/>
+          <w:color w:val="0000FF"/>
+          <w:lang w:val="en-US" w:eastAsia="zh-CN"/>
+        </w:rPr>
+      </w:pPr>
+      <w:r>
+        <w:rPr>
+          <w:rFonts w:hint="eastAsia"/>
+          <w:color w:val="0000FF"/>
+          <w:lang w:val="en-US" w:eastAsia="zh-CN"/>
+        </w:rPr>
+        <w:t>接口方面：模拟多个同一个用户去发起支付请求</w:t>
+      </w:r>
+    </w:p>
+    <w:p>
+      <w:pPr>
+        <w:ind w:left="1260" w:leftChars="0" w:firstLine="420" w:firstLineChars="0"/>
+        <w:rPr>
+          <w:rFonts w:hint="default"/>
+          <w:color w:val="0000FF"/>
+          <w:lang w:val="en-US" w:eastAsia="zh-CN"/>
+        </w:rPr>
+      </w:pPr>
+      <w:r>
+        <w:rPr>
+          <w:rFonts w:hint="eastAsia"/>
+          <w:color w:val="0000FF"/>
+          <w:lang w:val="en-US" w:eastAsia="zh-CN"/>
+        </w:rPr>
+        <w:t>验证：后台只有一条数据，数据库只有一个订单完成，支付流水表也只有一条成功支付。</w:t>
       </w:r>
     </w:p>
     <w:p>
@@ -2686,19 +2748,649 @@
     </w:p>
     <w:p>
       <w:pPr>
-        <w:ind w:left="840" w:leftChars="0" w:firstLine="420" w:firstLineChars="0"/>
-        <w:rPr>
-          <w:rFonts w:hint="default"/>
-          <w:lang w:val="en-US" w:eastAsia="zh-CN"/>
-        </w:rPr>
-      </w:pPr>
-      <w:r>
-        <w:rPr>
-          <w:rFonts w:hint="default"/>
-          <w:lang w:val="en-US" w:eastAsia="zh-CN"/>
-        </w:rPr>
-        <w:t>作为测试人员，在执行这些测试点时，不仅要验证功能是否“可用”，更要思考在“鲜送社区”这种即时配送的业务模式下，每个操作的**实时性**和**准确性**。例如，订单状态的流转必须毫秒级同步到商家端，否则就会影响到“30-60分钟送达”的服务承诺。</w:t>
-      </w:r>
+        <w:pStyle w:val="4"/>
+        <w:bidi w:val="0"/>
+        <w:rPr>
+          <w:rFonts w:hint="eastAsia"/>
+          <w:lang w:val="en-US" w:eastAsia="zh-CN"/>
+        </w:rPr>
+      </w:pPr>
+      <w:r>
+        <w:rPr>
+          <w:rFonts w:hint="eastAsia"/>
+          <w:lang w:val="en-US" w:eastAsia="zh-CN"/>
+        </w:rPr>
+        <w:t>经典bug：</w:t>
+      </w:r>
+    </w:p>
+    <w:p>
+      <w:pPr>
+        <w:pStyle w:val="6"/>
+        <w:keepNext w:val="0"/>
+        <w:keepLines w:val="0"/>
+        <w:widowControl/>
+        <w:suppressLineNumbers w:val="0"/>
+        <w:ind w:left="420" w:leftChars="0" w:firstLine="420" w:firstLineChars="0"/>
+      </w:pPr>
+      <w:r>
+        <w:t>场景一：不满足使用条件的优惠券竟然能使用</w:t>
+      </w:r>
+    </w:p>
+    <w:p>
+      <w:pPr>
+        <w:keepNext w:val="0"/>
+        <w:keepLines w:val="0"/>
+        <w:widowControl/>
+        <w:numPr>
+          <w:ilvl w:val="0"/>
+          <w:numId w:val="1"/>
+        </w:numPr>
+        <w:suppressLineNumbers w:val="0"/>
+        <w:spacing w:before="0" w:beforeAutospacing="1" w:after="0" w:afterAutospacing="1"/>
+        <w:ind w:left="720" w:hanging="360"/>
+      </w:pPr>
+      <w:r>
+        <w:rPr>
+          <w:rStyle w:val="15"/>
+        </w:rPr>
+        <w:t>复现步骤：</w:t>
+      </w:r>
+      <w:r>
+        <w:t xml:space="preserve"> 比如一个“满100减10元”的券，你只买了90元的商品，但依然让你使用了，并且成功下单。</w:t>
+      </w:r>
+    </w:p>
+    <w:p>
+      <w:pPr>
+        <w:keepNext w:val="0"/>
+        <w:keepLines w:val="0"/>
+        <w:widowControl/>
+        <w:numPr>
+          <w:ilvl w:val="0"/>
+          <w:numId w:val="1"/>
+        </w:numPr>
+        <w:suppressLineNumbers w:val="0"/>
+        <w:spacing w:before="0" w:beforeAutospacing="1" w:after="0" w:afterAutospacing="1"/>
+        <w:ind w:left="720" w:hanging="360"/>
+      </w:pPr>
+      <w:r>
+        <w:rPr>
+          <w:rStyle w:val="15"/>
+        </w:rPr>
+        <w:t>分析：</w:t>
+      </w:r>
+      <w:r>
+        <w:t xml:space="preserve"> </w:t>
+      </w:r>
+    </w:p>
+    <w:p>
+      <w:pPr>
+        <w:keepNext w:val="0"/>
+        <w:keepLines w:val="0"/>
+        <w:widowControl/>
+        <w:numPr>
+          <w:ilvl w:val="1"/>
+          <w:numId w:val="1"/>
+        </w:numPr>
+        <w:suppressLineNumbers w:val="0"/>
+        <w:spacing w:before="0" w:beforeAutospacing="1" w:after="0" w:afterAutospacing="1"/>
+        <w:ind w:left="1440" w:hanging="360"/>
+      </w:pPr>
+      <w:r>
+        <w:rPr>
+          <w:rStyle w:val="15"/>
+        </w:rPr>
+        <w:t>可能是前端Bug：</w:t>
+      </w:r>
+      <w:r>
+        <w:t xml:space="preserve"> </w:t>
+      </w:r>
+    </w:p>
+    <w:p>
+      <w:pPr>
+        <w:keepNext w:val="0"/>
+        <w:keepLines w:val="0"/>
+        <w:widowControl/>
+        <w:numPr>
+          <w:ilvl w:val="2"/>
+          <w:numId w:val="1"/>
+        </w:numPr>
+        <w:suppressLineNumbers w:val="0"/>
+        <w:spacing w:before="0" w:beforeAutospacing="1" w:after="0" w:afterAutospacing="1"/>
+        <w:ind w:left="2160" w:hanging="360"/>
+      </w:pPr>
+      <w:r>
+        <w:rPr>
+          <w:rStyle w:val="15"/>
+        </w:rPr>
+        <w:t>表现：</w:t>
+      </w:r>
+      <w:r>
+        <w:t xml:space="preserve"> 在购物车或结算页，你选了这个券，前端界面 </w:t>
+      </w:r>
+      <w:r>
+        <w:rPr>
+          <w:rStyle w:val="15"/>
+        </w:rPr>
+        <w:t>显示</w:t>
+      </w:r>
+      <w:r>
+        <w:t xml:space="preserve"> 了减10元，总价也变了。但当你点击“下单”时，后端返回了错误信息，比如 </w:t>
+      </w:r>
+      <w:r>
+        <w:rPr>
+          <w:rStyle w:val="16"/>
+        </w:rPr>
+        <w:t>{"code": 400, "message": "优惠券不满足使用条件"}</w:t>
+      </w:r>
+      <w:r>
+        <w:t>，并且订单创建失败。</w:t>
+      </w:r>
+    </w:p>
+    <w:p>
+      <w:pPr>
+        <w:keepNext w:val="0"/>
+        <w:keepLines w:val="0"/>
+        <w:widowControl/>
+        <w:numPr>
+          <w:ilvl w:val="2"/>
+          <w:numId w:val="1"/>
+        </w:numPr>
+        <w:suppressLineNumbers w:val="0"/>
+        <w:spacing w:before="0" w:beforeAutospacing="1" w:after="0" w:afterAutospacing="1"/>
+        <w:ind w:left="2160" w:hanging="360"/>
+      </w:pPr>
+      <w:r>
+        <w:rPr>
+          <w:rStyle w:val="15"/>
+        </w:rPr>
+        <w:t>结论：</w:t>
+      </w:r>
+      <w:r>
+        <w:t xml:space="preserve"> 这说明后端逻辑是正确的，它拒绝了非法请求。但是前端没有做好校验，给了用户错误的引导（让用户以为能用）。这是一个 </w:t>
+      </w:r>
+      <w:r>
+        <w:rPr>
+          <w:rStyle w:val="15"/>
+        </w:rPr>
+        <w:t>前端的UI/UX体验Bug</w:t>
+      </w:r>
+      <w:r>
+        <w:t>。</w:t>
+      </w:r>
+    </w:p>
+    <w:p>
+      <w:pPr>
+        <w:keepNext w:val="0"/>
+        <w:keepLines w:val="0"/>
+        <w:widowControl/>
+        <w:numPr>
+          <w:ilvl w:val="1"/>
+          <w:numId w:val="1"/>
+        </w:numPr>
+        <w:suppressLineNumbers w:val="0"/>
+        <w:spacing w:before="0" w:beforeAutospacing="1" w:after="0" w:afterAutospacing="1"/>
+        <w:ind w:left="1440" w:hanging="360"/>
+      </w:pPr>
+      <w:r>
+        <w:rPr>
+          <w:rStyle w:val="15"/>
+        </w:rPr>
+        <w:t>可能是后端Bug：</w:t>
+      </w:r>
+      <w:r>
+        <w:t xml:space="preserve"> </w:t>
+      </w:r>
+    </w:p>
+    <w:p>
+      <w:pPr>
+        <w:keepNext w:val="0"/>
+        <w:keepLines w:val="0"/>
+        <w:widowControl/>
+        <w:numPr>
+          <w:ilvl w:val="2"/>
+          <w:numId w:val="2"/>
+        </w:numPr>
+        <w:suppressLineNumbers w:val="0"/>
+        <w:tabs>
+          <w:tab w:val="left" w:pos="2160"/>
+        </w:tabs>
+        <w:spacing w:before="0" w:beforeAutospacing="1" w:after="0" w:afterAutospacing="1"/>
+        <w:ind w:left="2160" w:hanging="360"/>
+      </w:pPr>
+      <w:r>
+        <w:rPr>
+          <w:rStyle w:val="15"/>
+        </w:rPr>
+        <w:t>表现：</w:t>
+      </w:r>
+      <w:r>
+        <w:t xml:space="preserve"> 你点击“下单”后，后端返回了成功信息 </w:t>
+      </w:r>
+      <w:r>
+        <w:rPr>
+          <w:rStyle w:val="16"/>
+        </w:rPr>
+        <w:t>{"code": 200, "message": "下单成功", "orderId": "..."}</w:t>
+      </w:r>
+      <w:r>
+        <w:t>，订单创建成功了。你去查看订单详情，发现价格确实是减了10元的错误价格。</w:t>
+      </w:r>
+    </w:p>
+    <w:p>
+      <w:pPr>
+        <w:keepNext w:val="0"/>
+        <w:keepLines w:val="0"/>
+        <w:widowControl/>
+        <w:numPr>
+          <w:ilvl w:val="2"/>
+          <w:numId w:val="2"/>
+        </w:numPr>
+        <w:suppressLineNumbers w:val="0"/>
+        <w:tabs>
+          <w:tab w:val="left" w:pos="2160"/>
+        </w:tabs>
+        <w:spacing w:before="0" w:beforeAutospacing="1" w:after="0" w:afterAutospacing="1"/>
+        <w:ind w:left="2160" w:hanging="360"/>
+      </w:pPr>
+      <w:r>
+        <w:rPr>
+          <w:rStyle w:val="15"/>
+        </w:rPr>
+        <w:t>结论：</w:t>
+      </w:r>
+      <w:r>
+        <w:t xml:space="preserve"> 这说明前端把请求发出去了，而后端 </w:t>
+      </w:r>
+      <w:r>
+        <w:rPr>
+          <w:rStyle w:val="15"/>
+        </w:rPr>
+        <w:t>没有对优惠券的使用条件进行校验</w:t>
+      </w:r>
+      <w:r>
+        <w:t xml:space="preserve">，就直接计算并生成了订单。这是一个严重的 </w:t>
+      </w:r>
+      <w:r>
+        <w:rPr>
+          <w:rStyle w:val="15"/>
+        </w:rPr>
+        <w:t>后端逻辑漏洞</w:t>
+      </w:r>
+      <w:r>
+        <w:t>。</w:t>
+      </w:r>
+    </w:p>
+    <w:p>
+      <w:pPr>
+        <w:keepNext w:val="0"/>
+        <w:keepLines w:val="0"/>
+        <w:widowControl/>
+        <w:numPr>
+          <w:ilvl w:val="0"/>
+          <w:numId w:val="0"/>
+        </w:numPr>
+        <w:suppressLineNumbers w:val="0"/>
+        <w:spacing w:before="0" w:beforeAutospacing="1" w:after="0" w:afterAutospacing="1"/>
+        <w:jc w:val="both"/>
+      </w:pPr>
+    </w:p>
+    <w:p>
+      <w:pPr>
+        <w:pStyle w:val="4"/>
+        <w:bidi w:val="0"/>
+        <w:rPr>
+          <w:rFonts w:hint="eastAsia"/>
+          <w:lang w:val="en-US" w:eastAsia="zh-CN"/>
+        </w:rPr>
+      </w:pPr>
+      <w:r>
+        <w:rPr>
+          <w:rFonts w:hint="eastAsia"/>
+          <w:lang w:val="en-US" w:eastAsia="zh-CN"/>
+        </w:rPr>
+        <w:t>版本更新问题：</w:t>
+      </w:r>
+    </w:p>
+    <w:p>
+      <w:pPr>
+        <w:numPr>
+          <w:ilvl w:val="0"/>
+          <w:numId w:val="3"/>
+        </w:numPr>
+        <w:ind w:left="420" w:leftChars="0" w:firstLine="420" w:firstLineChars="0"/>
+        <w:rPr>
+          <w:rFonts w:hint="eastAsia"/>
+          <w:lang w:val="en-US" w:eastAsia="zh-CN"/>
+        </w:rPr>
+      </w:pPr>
+      <w:r>
+        <w:rPr>
+          <w:rFonts w:hint="eastAsia"/>
+          <w:lang w:val="en-US" w:eastAsia="zh-CN"/>
+        </w:rPr>
+        <w:t>第一个大版本更新出来是什么时候：</w:t>
+      </w:r>
+    </w:p>
+    <w:p>
+      <w:pPr>
+        <w:numPr>
+          <w:ilvl w:val="0"/>
+          <w:numId w:val="0"/>
+        </w:numPr>
+        <w:ind w:left="1680" w:leftChars="0"/>
+        <w:rPr>
+          <w:rFonts w:hint="default"/>
+          <w:lang w:val="en-US" w:eastAsia="zh-CN"/>
+        </w:rPr>
+      </w:pPr>
+      <w:r>
+        <w:rPr>
+          <w:rFonts w:hint="default"/>
+          <w:lang w:val="en-US" w:eastAsia="zh-CN"/>
+        </w:rPr>
+        <w:t>“我们项目的第一个可稳定测试的大版本（V1.0），大约是在 2025年3月中旬 提交给测试团队的。</w:t>
+      </w:r>
+    </w:p>
+    <w:p>
+      <w:pPr>
+        <w:numPr>
+          <w:ilvl w:val="0"/>
+          <w:numId w:val="0"/>
+        </w:numPr>
+        <w:ind w:left="1680" w:leftChars="0"/>
+        <w:rPr>
+          <w:rFonts w:hint="default"/>
+          <w:lang w:val="en-US" w:eastAsia="zh-CN"/>
+        </w:rPr>
+      </w:pPr>
+      <w:r>
+        <w:rPr>
+          <w:rFonts w:hint="default"/>
+          <w:lang w:val="en-US" w:eastAsia="zh-CN"/>
+        </w:rPr>
+        <w:t>这个时间点的设定是基于我们项目整体规划的：</w:t>
+      </w:r>
+    </w:p>
+    <w:p>
+      <w:pPr>
+        <w:numPr>
+          <w:ilvl w:val="0"/>
+          <w:numId w:val="0"/>
+        </w:numPr>
+        <w:ind w:left="1680" w:leftChars="0"/>
+        <w:rPr>
+          <w:rFonts w:hint="default"/>
+          <w:lang w:val="en-US" w:eastAsia="zh-CN"/>
+        </w:rPr>
+      </w:pPr>
+      <w:r>
+        <w:rPr>
+          <w:rFonts w:hint="default"/>
+          <w:lang w:val="en-US" w:eastAsia="zh-CN"/>
+        </w:rPr>
+        <w:t>12月到1月：主要是项目启动、需求评审、技术选型和架构设计阶段。</w:t>
+      </w:r>
+    </w:p>
+    <w:p>
+      <w:pPr>
+        <w:numPr>
+          <w:ilvl w:val="0"/>
+          <w:numId w:val="0"/>
+        </w:numPr>
+        <w:ind w:left="1680" w:leftChars="0"/>
+        <w:rPr>
+          <w:rFonts w:hint="default"/>
+          <w:lang w:val="en-US" w:eastAsia="zh-CN"/>
+        </w:rPr>
+      </w:pPr>
+      <w:r>
+        <w:rPr>
+          <w:rFonts w:hint="default"/>
+          <w:lang w:val="en-US" w:eastAsia="zh-CN"/>
+        </w:rPr>
+        <w:t>1月到3月初：是第一个周期的开发阶段，开发团队集中实现了项目的核心骨架功能，比如用户注册登录、商品浏览分类、购物车管理和基础的下单流程。当时我负责的订单模块在此版本中是核心，但支付模块的真实渠道对接尚未完成，我们用的是Mock接口进行测试。</w:t>
+      </w:r>
+    </w:p>
+    <w:p>
+      <w:pPr>
+        <w:numPr>
+          <w:ilvl w:val="0"/>
+          <w:numId w:val="0"/>
+        </w:numPr>
+        <w:ind w:left="1680" w:leftChars="0"/>
+        <w:rPr>
+          <w:rFonts w:hint="default"/>
+          <w:lang w:val="en-US" w:eastAsia="zh-CN"/>
+        </w:rPr>
+      </w:pPr>
+      <w:r>
+        <w:rPr>
+          <w:rFonts w:hint="default"/>
+          <w:lang w:val="en-US" w:eastAsia="zh-CN"/>
+        </w:rPr>
+        <w:t>3月中旬：开发提测V1.0版本，我们测试团队正式进入第一轮完整的系统集成测试（SIT）。我的主要工作就是围绕订单模块进行全面的功能测试，验证整个下单链路的完整性、数据流的正确性，并开始编写支付模块的初步测试用例。</w:t>
+      </w:r>
+    </w:p>
+    <w:p>
+      <w:pPr>
+        <w:numPr>
+          <w:ilvl w:val="0"/>
+          <w:numId w:val="0"/>
+        </w:numPr>
+        <w:ind w:left="1680" w:leftChars="0"/>
+        <w:rPr>
+          <w:rFonts w:hint="default"/>
+          <w:lang w:val="en-US" w:eastAsia="zh-CN"/>
+        </w:rPr>
+      </w:pPr>
+      <w:r>
+        <w:rPr>
+          <w:rFonts w:hint="default"/>
+          <w:lang w:val="en-US" w:eastAsia="zh-CN"/>
+        </w:rPr>
+        <w:t>所以，第一个关键的大版本节点是在3月中旬。”</w:t>
+      </w:r>
+    </w:p>
+    <w:p>
+      <w:pPr>
+        <w:numPr>
+          <w:ilvl w:val="0"/>
+          <w:numId w:val="3"/>
+        </w:numPr>
+        <w:ind w:left="420" w:leftChars="0" w:firstLine="420" w:firstLineChars="0"/>
+        <w:rPr>
+          <w:rFonts w:hint="default"/>
+          <w:lang w:val="en-US" w:eastAsia="zh-CN"/>
+        </w:rPr>
+      </w:pPr>
+      <w:r>
+        <w:rPr>
+          <w:rFonts w:hint="eastAsia"/>
+          <w:lang w:val="en-US" w:eastAsia="zh-CN"/>
+        </w:rPr>
+        <w:t>迭代周期问题：</w:t>
+      </w:r>
+    </w:p>
+    <w:p>
+      <w:pPr>
+        <w:numPr>
+          <w:ilvl w:val="0"/>
+          <w:numId w:val="0"/>
+        </w:numPr>
+        <w:ind w:left="1260" w:leftChars="0"/>
+        <w:rPr>
+          <w:rFonts w:hint="default"/>
+          <w:lang w:val="en-US" w:eastAsia="zh-CN"/>
+        </w:rPr>
+      </w:pPr>
+      <w:r>
+        <w:rPr>
+          <w:rFonts w:hint="default"/>
+          <w:lang w:val="en-US" w:eastAsia="zh-CN"/>
+        </w:rPr>
+        <w:t>“在第一个大版本（V1.0）发布之后，我们整个项目就进入了快速迭代的阶段，基本上遵循的是 两周一个 Sprint（迭代） 的节奏，也就是说每两周就会发布一个携带新功能或优化的小版本。</w:t>
+      </w:r>
+    </w:p>
+    <w:p>
+      <w:pPr>
+        <w:numPr>
+          <w:ilvl w:val="0"/>
+          <w:numId w:val="0"/>
+        </w:numPr>
+        <w:rPr>
+          <w:rFonts w:hint="default"/>
+          <w:lang w:val="en-US" w:eastAsia="zh-CN"/>
+        </w:rPr>
+      </w:pPr>
+    </w:p>
+    <w:p>
+      <w:pPr>
+        <w:numPr>
+          <w:ilvl w:val="0"/>
+          <w:numId w:val="0"/>
+        </w:numPr>
+        <w:ind w:left="1260" w:leftChars="0"/>
+        <w:rPr>
+          <w:rFonts w:hint="default"/>
+          <w:lang w:val="en-US" w:eastAsia="zh-CN"/>
+        </w:rPr>
+      </w:pPr>
+      <w:r>
+        <w:rPr>
+          <w:rFonts w:hint="default"/>
+          <w:lang w:val="en-US" w:eastAsia="zh-CN"/>
+        </w:rPr>
+        <w:t>具体来说，这个节奏是这样的：</w:t>
+      </w:r>
+    </w:p>
+    <w:p>
+      <w:pPr>
+        <w:numPr>
+          <w:ilvl w:val="0"/>
+          <w:numId w:val="0"/>
+        </w:numPr>
+        <w:ind w:left="1260" w:leftChars="0"/>
+        <w:rPr>
+          <w:rFonts w:hint="default"/>
+          <w:lang w:val="en-US" w:eastAsia="zh-CN"/>
+        </w:rPr>
+      </w:pPr>
+      <w:r>
+        <w:rPr>
+          <w:rFonts w:hint="default"/>
+          <w:lang w:val="en-US" w:eastAsia="zh-CN"/>
+        </w:rPr>
+        <w:t>内容上：每个小版本通常会包含1到2个新功能点（比如优惠券功能、用户评价体系、积分系统等），以及对上一版本发现的Bug的修复。</w:t>
+      </w:r>
+    </w:p>
+    <w:p>
+      <w:pPr>
+        <w:numPr>
+          <w:ilvl w:val="0"/>
+          <w:numId w:val="0"/>
+        </w:numPr>
+        <w:ind w:left="1260" w:leftChars="0"/>
+        <w:rPr>
+          <w:rFonts w:hint="default"/>
+          <w:lang w:val="en-US" w:eastAsia="zh-CN"/>
+        </w:rPr>
+      </w:pPr>
+      <w:r>
+        <w:rPr>
+          <w:rFonts w:hint="default"/>
+          <w:lang w:val="en-US" w:eastAsia="zh-CN"/>
+        </w:rPr>
+        <w:t>流程上：每两周的周初，我们会有一个Sprint的计划会，确定这个迭代要开发和测试的功能。然后开发团队用大约一周半的时间进行开发。到了第二周的周三或周四，他们会打包一个新版本（比如 V1.1）提交给我们测试。</w:t>
+      </w:r>
+    </w:p>
+    <w:p>
+      <w:pPr>
+        <w:numPr>
+          <w:ilvl w:val="0"/>
+          <w:numId w:val="0"/>
+        </w:numPr>
+        <w:ind w:left="1260" w:leftChars="0"/>
+        <w:rPr>
+          <w:rFonts w:hint="default"/>
+          <w:lang w:val="en-US" w:eastAsia="zh-CN"/>
+        </w:rPr>
+      </w:pPr>
+      <w:r>
+        <w:rPr>
+          <w:rFonts w:hint="default"/>
+          <w:lang w:val="en-US" w:eastAsia="zh-CN"/>
+        </w:rPr>
+        <w:t>我的工作：我会在最后两天时间内，集中精力完成两件事：</w:t>
+      </w:r>
+    </w:p>
+    <w:p>
+      <w:pPr>
+        <w:numPr>
+          <w:ilvl w:val="0"/>
+          <w:numId w:val="0"/>
+        </w:numPr>
+        <w:ind w:left="1260" w:leftChars="0"/>
+        <w:rPr>
+          <w:rFonts w:hint="default"/>
+          <w:lang w:val="en-US" w:eastAsia="zh-CN"/>
+        </w:rPr>
+      </w:pPr>
+      <w:r>
+        <w:rPr>
+          <w:rFonts w:hint="default"/>
+          <w:lang w:val="en-US" w:eastAsia="zh-CN"/>
+        </w:rPr>
+        <w:t>回归测试：对我的核心模块——订单和支付，进行自动化的回归测试，确保新代码没有影响到原有主流程的稳定性。</w:t>
+      </w:r>
+    </w:p>
+    <w:p>
+      <w:pPr>
+        <w:numPr>
+          <w:ilvl w:val="0"/>
+          <w:numId w:val="0"/>
+        </w:numPr>
+        <w:ind w:left="1260" w:leftChars="0"/>
+        <w:rPr>
+          <w:rFonts w:hint="default"/>
+          <w:lang w:val="en-US" w:eastAsia="zh-CN"/>
+        </w:rPr>
+      </w:pPr>
+      <w:r>
+        <w:rPr>
+          <w:rFonts w:hint="default"/>
+          <w:lang w:val="en-US" w:eastAsia="zh-CN"/>
+        </w:rPr>
+        <w:t>新功能测试：针对这个小版本的新功能点编写和执行测试用例，发现并提交新的Bug。</w:t>
+      </w:r>
+    </w:p>
+    <w:p>
+      <w:pPr>
+        <w:numPr>
+          <w:ilvl w:val="0"/>
+          <w:numId w:val="0"/>
+        </w:numPr>
+        <w:ind w:left="1260" w:leftChars="0"/>
+        <w:rPr>
+          <w:rFonts w:hint="default"/>
+          <w:lang w:val="en-US" w:eastAsia="zh-CN"/>
+        </w:rPr>
+      </w:pPr>
+      <w:r>
+        <w:rPr>
+          <w:rFonts w:hint="default"/>
+          <w:lang w:val="en-US" w:eastAsia="zh-CN"/>
+        </w:rPr>
+        <w:t>整个团队就以这样固定的节奏，一步步地把产品功能丰富和完善起来，直到6月份项目交付。”</w:t>
+      </w:r>
+    </w:p>
+    <w:p>
+      <w:pPr>
+        <w:ind w:firstLine="420" w:firstLineChars="0"/>
+        <w:rPr>
+          <w:rFonts w:hint="default"/>
+          <w:lang w:val="en-US" w:eastAsia="zh-CN"/>
+        </w:rPr>
+      </w:pPr>
     </w:p>
     <w:sectPr>
       <w:pgSz w:w="11906" w:h="16838"/>
@@ -2708,6 +3400,332 @@
     </w:sectPr>
   </w:body>
 </w:document>
+</file>
+
+<file path=word/numbering.xml><?xml version="1.0" encoding="utf-8"?>
+<w:numbering xmlns:wpc="http://schemas.microsoft.com/office/word/2010/wordprocessingCanvas" xmlns:mc="http://schemas.openxmlformats.org/markup-compatibility/2006" xmlns:o="urn:schemas-microsoft-com:office:office" xmlns:r="http://schemas.openxmlformats.org/officeDocument/2006/relationships" xmlns:m="http://schemas.openxmlformats.org/officeDocument/2006/math" xmlns:v="urn:schemas-microsoft-com:vml" xmlns:wp14="http://schemas.microsoft.com/office/word/2010/wordprocessingDrawing" xmlns:wp="http://schemas.openxmlformats.org/drawingml/2006/wordprocessingDrawing" xmlns:w10="urn:schemas-microsoft-com:office:word" xmlns:w="http://schemas.openxmlformats.org/wordprocessingml/2006/main" xmlns:w14="http://schemas.microsoft.com/office/word/2010/wordml" xmlns:wpg="http://schemas.microsoft.com/office/word/2010/wordprocessingGroup" xmlns:wpi="http://schemas.microsoft.com/office/word/2010/wordprocessingInk" xmlns:wne="http://schemas.microsoft.com/office/word/2006/wordml" xmlns:wps="http://schemas.microsoft.com/office/word/2010/wordprocessingShape" xmlns:wpsCustomData="http://www.wps.cn/officeDocument/2013/wpsCustomData" mc:Ignorable="w14 wp14">
+  <w:abstractNum w:abstractNumId="0">
+    <w:nsid w:val="D0A45376"/>
+    <w:multiLevelType w:val="multilevel"/>
+    <w:tmpl w:val="D0A45376"/>
+    <w:lvl w:ilvl="0" w:tentative="0">
+      <w:start w:val="1"/>
+      <w:numFmt w:val="decimal"/>
+      <w:lvlText w:val="%1."/>
+      <w:lvlJc w:val="left"/>
+      <w:pPr>
+        <w:tabs>
+          <w:tab w:val="left" w:pos="312"/>
+        </w:tabs>
+      </w:pPr>
+    </w:lvl>
+    <w:lvl w:ilvl="1" w:tentative="0">
+      <w:start w:val="1"/>
+      <w:numFmt w:val="decimal"/>
+      <w:lvlText w:val="(%2)"/>
+      <w:lvlJc w:val="left"/>
+      <w:pPr>
+        <w:tabs>
+          <w:tab w:val="left" w:pos="840"/>
+        </w:tabs>
+        <w:ind w:left="840" w:leftChars="0" w:hanging="420" w:firstLineChars="0"/>
+      </w:pPr>
+      <w:rPr>
+        <w:rFonts w:hint="default"/>
+      </w:rPr>
+    </w:lvl>
+    <w:lvl w:ilvl="2" w:tentative="0">
+      <w:start w:val="1"/>
+      <w:numFmt w:val="decimalEnclosedCircleChinese"/>
+      <w:lvlText w:val="%3"/>
+      <w:lvlJc w:val="left"/>
+      <w:pPr>
+        <w:tabs>
+          <w:tab w:val="left" w:pos="1260"/>
+        </w:tabs>
+        <w:ind w:left="1260" w:leftChars="0" w:hanging="420" w:firstLineChars="0"/>
+      </w:pPr>
+      <w:rPr>
+        <w:rFonts w:hint="default"/>
+      </w:rPr>
+    </w:lvl>
+    <w:lvl w:ilvl="3" w:tentative="0">
+      <w:start w:val="1"/>
+      <w:numFmt w:val="decimal"/>
+      <w:lvlText w:val="%4)"/>
+      <w:lvlJc w:val="left"/>
+      <w:pPr>
+        <w:tabs>
+          <w:tab w:val="left" w:pos="1680"/>
+        </w:tabs>
+        <w:ind w:left="1680" w:leftChars="0" w:hanging="420" w:firstLineChars="0"/>
+      </w:pPr>
+      <w:rPr>
+        <w:rFonts w:hint="default"/>
+      </w:rPr>
+    </w:lvl>
+    <w:lvl w:ilvl="4" w:tentative="0">
+      <w:start w:val="1"/>
+      <w:numFmt w:val="lowerLetter"/>
+      <w:lvlText w:val="%5."/>
+      <w:lvlJc w:val="left"/>
+      <w:pPr>
+        <w:tabs>
+          <w:tab w:val="left" w:pos="2100"/>
+        </w:tabs>
+        <w:ind w:left="2100" w:leftChars="0" w:hanging="420" w:firstLineChars="0"/>
+      </w:pPr>
+      <w:rPr>
+        <w:rFonts w:hint="default"/>
+      </w:rPr>
+    </w:lvl>
+    <w:lvl w:ilvl="5" w:tentative="0">
+      <w:start w:val="1"/>
+      <w:numFmt w:val="lowerLetter"/>
+      <w:lvlText w:val="%6)"/>
+      <w:lvlJc w:val="left"/>
+      <w:pPr>
+        <w:tabs>
+          <w:tab w:val="left" w:pos="2520"/>
+        </w:tabs>
+        <w:ind w:left="2520" w:leftChars="0" w:hanging="420" w:firstLineChars="0"/>
+      </w:pPr>
+      <w:rPr>
+        <w:rFonts w:hint="default"/>
+      </w:rPr>
+    </w:lvl>
+    <w:lvl w:ilvl="6" w:tentative="0">
+      <w:start w:val="1"/>
+      <w:numFmt w:val="lowerRoman"/>
+      <w:lvlText w:val="%7."/>
+      <w:lvlJc w:val="left"/>
+      <w:pPr>
+        <w:tabs>
+          <w:tab w:val="left" w:pos="2940"/>
+        </w:tabs>
+        <w:ind w:left="2940" w:leftChars="0" w:hanging="420" w:firstLineChars="0"/>
+      </w:pPr>
+      <w:rPr>
+        <w:rFonts w:hint="default"/>
+      </w:rPr>
+    </w:lvl>
+    <w:lvl w:ilvl="7" w:tentative="0">
+      <w:start w:val="1"/>
+      <w:numFmt w:val="lowerRoman"/>
+      <w:lvlText w:val="%8)"/>
+      <w:lvlJc w:val="left"/>
+      <w:pPr>
+        <w:tabs>
+          <w:tab w:val="left" w:pos="3360"/>
+        </w:tabs>
+        <w:ind w:left="3360" w:leftChars="0" w:hanging="420" w:firstLineChars="0"/>
+      </w:pPr>
+      <w:rPr>
+        <w:rFonts w:hint="default"/>
+      </w:rPr>
+    </w:lvl>
+    <w:lvl w:ilvl="8" w:tentative="0">
+      <w:start w:val="1"/>
+      <w:numFmt w:val="lowerLetter"/>
+      <w:lvlText w:val="%9."/>
+      <w:lvlJc w:val="left"/>
+      <w:pPr>
+        <w:tabs>
+          <w:tab w:val="left" w:pos="3780"/>
+        </w:tabs>
+        <w:ind w:left="3780" w:leftChars="0" w:hanging="420" w:firstLineChars="0"/>
+      </w:pPr>
+      <w:rPr>
+        <w:rFonts w:hint="default"/>
+      </w:rPr>
+    </w:lvl>
+  </w:abstractNum>
+  <w:abstractNum w:abstractNumId="1">
+    <w:nsid w:val="E5B94BE5"/>
+    <w:multiLevelType w:val="multilevel"/>
+    <w:tmpl w:val="E5B94BE5"/>
+    <w:lvl w:ilvl="0" w:tentative="0">
+      <w:start w:val="1"/>
+      <w:numFmt w:val="bullet"/>
+      <w:lvlText w:val=""/>
+      <w:lvlJc w:val="left"/>
+      <w:pPr>
+        <w:tabs>
+          <w:tab w:val="left" w:pos="720"/>
+        </w:tabs>
+        <w:ind w:left="720" w:hanging="360"/>
+      </w:pPr>
+      <w:rPr>
+        <w:rFonts w:ascii="Symbol" w:hAnsi="Symbol" w:cs="Symbol"/>
+        <w:sz w:val="20"/>
+      </w:rPr>
+    </w:lvl>
+    <w:lvl w:ilvl="1" w:tentative="0">
+      <w:start w:val="1"/>
+      <w:numFmt w:val="bullet"/>
+      <w:lvlText w:val="o"/>
+      <w:lvlJc w:val="left"/>
+      <w:pPr>
+        <w:tabs>
+          <w:tab w:val="left" w:pos="1440"/>
+        </w:tabs>
+        <w:ind w:left="1440" w:hanging="360"/>
+      </w:pPr>
+      <w:rPr>
+        <w:rFonts w:ascii="Courier New" w:hAnsi="Courier New" w:cs="Courier New"/>
+        <w:sz w:val="20"/>
+      </w:rPr>
+    </w:lvl>
+    <w:lvl w:ilvl="2" w:tentative="0">
+      <w:start w:val="1"/>
+      <w:numFmt w:val="bullet"/>
+      <w:lvlText w:val=""/>
+      <w:lvlJc w:val="left"/>
+      <w:pPr>
+        <w:tabs>
+          <w:tab w:val="left" w:pos="2160"/>
+        </w:tabs>
+        <w:ind w:left="2160" w:hanging="360"/>
+      </w:pPr>
+      <w:rPr>
+        <w:rFonts w:ascii="Wingdings" w:hAnsi="Wingdings" w:cs="Wingdings"/>
+        <w:sz w:val="20"/>
+      </w:rPr>
+    </w:lvl>
+    <w:lvl w:ilvl="3" w:tentative="0">
+      <w:start w:val="1"/>
+      <w:numFmt w:val="bullet"/>
+      <w:lvlText w:val=""/>
+      <w:lvlJc w:val="left"/>
+      <w:pPr>
+        <w:tabs>
+          <w:tab w:val="left" w:pos="2880"/>
+        </w:tabs>
+        <w:ind w:left="2880" w:hanging="360"/>
+      </w:pPr>
+      <w:rPr>
+        <w:rFonts w:hint="default" w:ascii="Wingdings" w:hAnsi="Wingdings" w:cs="Wingdings"/>
+        <w:sz w:val="20"/>
+      </w:rPr>
+    </w:lvl>
+    <w:lvl w:ilvl="4" w:tentative="0">
+      <w:start w:val="1"/>
+      <w:numFmt w:val="bullet"/>
+      <w:lvlText w:val=""/>
+      <w:lvlJc w:val="left"/>
+      <w:pPr>
+        <w:tabs>
+          <w:tab w:val="left" w:pos="3600"/>
+        </w:tabs>
+        <w:ind w:left="3600" w:hanging="360"/>
+      </w:pPr>
+      <w:rPr>
+        <w:rFonts w:hint="default" w:ascii="Wingdings" w:hAnsi="Wingdings" w:cs="Wingdings"/>
+        <w:sz w:val="20"/>
+      </w:rPr>
+    </w:lvl>
+    <w:lvl w:ilvl="5" w:tentative="0">
+      <w:start w:val="1"/>
+      <w:numFmt w:val="bullet"/>
+      <w:lvlText w:val=""/>
+      <w:lvlJc w:val="left"/>
+      <w:pPr>
+        <w:tabs>
+          <w:tab w:val="left" w:pos="4320"/>
+        </w:tabs>
+        <w:ind w:left="4320" w:hanging="360"/>
+      </w:pPr>
+      <w:rPr>
+        <w:rFonts w:hint="default" w:ascii="Wingdings" w:hAnsi="Wingdings" w:cs="Wingdings"/>
+        <w:sz w:val="20"/>
+      </w:rPr>
+    </w:lvl>
+    <w:lvl w:ilvl="6" w:tentative="0">
+      <w:start w:val="1"/>
+      <w:numFmt w:val="bullet"/>
+      <w:lvlText w:val=""/>
+      <w:lvlJc w:val="left"/>
+      <w:pPr>
+        <w:tabs>
+          <w:tab w:val="left" w:pos="5040"/>
+        </w:tabs>
+        <w:ind w:left="5040" w:hanging="360"/>
+      </w:pPr>
+      <w:rPr>
+        <w:rFonts w:hint="default" w:ascii="Wingdings" w:hAnsi="Wingdings" w:cs="Wingdings"/>
+        <w:sz w:val="20"/>
+      </w:rPr>
+    </w:lvl>
+    <w:lvl w:ilvl="7" w:tentative="0">
+      <w:start w:val="1"/>
+      <w:numFmt w:val="bullet"/>
+      <w:lvlText w:val=""/>
+      <w:lvlJc w:val="left"/>
+      <w:pPr>
+        <w:tabs>
+          <w:tab w:val="left" w:pos="5760"/>
+        </w:tabs>
+        <w:ind w:left="5760" w:hanging="360"/>
+      </w:pPr>
+      <w:rPr>
+        <w:rFonts w:hint="default" w:ascii="Wingdings" w:hAnsi="Wingdings" w:cs="Wingdings"/>
+        <w:sz w:val="20"/>
+      </w:rPr>
+    </w:lvl>
+    <w:lvl w:ilvl="8" w:tentative="0">
+      <w:start w:val="1"/>
+      <w:numFmt w:val="bullet"/>
+      <w:lvlText w:val=""/>
+      <w:lvlJc w:val="left"/>
+      <w:pPr>
+        <w:tabs>
+          <w:tab w:val="left" w:pos="6480"/>
+        </w:tabs>
+        <w:ind w:left="6480" w:hanging="360"/>
+      </w:pPr>
+      <w:rPr>
+        <w:rFonts w:hint="default" w:ascii="Wingdings" w:hAnsi="Wingdings" w:cs="Wingdings"/>
+        <w:sz w:val="20"/>
+      </w:rPr>
+    </w:lvl>
+  </w:abstractNum>
+  <w:num w:numId="1">
+    <w:abstractNumId w:val="1"/>
+  </w:num>
+  <w:num w:numId="2">
+    <w:abstractNumId w:val="1"/>
+    <w:lvlOverride w:ilvl="0">
+      <w:startOverride w:val="1"/>
+    </w:lvlOverride>
+    <w:lvlOverride w:ilvl="1">
+      <w:startOverride w:val="1"/>
+    </w:lvlOverride>
+    <w:lvlOverride w:ilvl="2">
+      <w:startOverride w:val="1"/>
+    </w:lvlOverride>
+    <w:lvlOverride w:ilvl="3">
+      <w:startOverride w:val="1"/>
+    </w:lvlOverride>
+    <w:lvlOverride w:ilvl="4">
+      <w:startOverride w:val="1"/>
+    </w:lvlOverride>
+    <w:lvlOverride w:ilvl="5">
+      <w:startOverride w:val="1"/>
+    </w:lvlOverride>
+    <w:lvlOverride w:ilvl="6">
+      <w:startOverride w:val="1"/>
+    </w:lvlOverride>
+    <w:lvlOverride w:ilvl="7">
+      <w:startOverride w:val="1"/>
+    </w:lvlOverride>
+    <w:lvlOverride w:ilvl="8">
+      <w:startOverride w:val="1"/>
+    </w:lvlOverride>
+  </w:num>
+  <w:num w:numId="3">
+    <w:abstractNumId w:val="0"/>
+  </w:num>
+</w:numbering>
 </file>
 
 <file path=word/styles.xml><?xml version="1.0" encoding="utf-8"?>
@@ -2742,7 +3760,7 @@
     <w:lsdException w:unhideWhenUsed="0" w:uiPriority="0" w:semiHidden="0" w:name="index 9"/>
     <w:lsdException w:qFormat="1" w:unhideWhenUsed="0" w:uiPriority="0" w:semiHidden="0" w:name="toc 1"/>
     <w:lsdException w:qFormat="1" w:unhideWhenUsed="0" w:uiPriority="0" w:semiHidden="0" w:name="toc 2"/>
-    <w:lsdException w:unhideWhenUsed="0" w:uiPriority="0" w:semiHidden="0" w:name="toc 3"/>
+    <w:lsdException w:qFormat="1" w:unhideWhenUsed="0" w:uiPriority="0" w:semiHidden="0" w:name="toc 3"/>
     <w:lsdException w:unhideWhenUsed="0" w:uiPriority="0" w:semiHidden="0" w:name="toc 4"/>
     <w:lsdException w:unhideWhenUsed="0" w:uiPriority="0" w:semiHidden="0" w:name="toc 5"/>
     <w:lsdException w:unhideWhenUsed="0" w:uiPriority="0" w:semiHidden="0" w:name="toc 6"/>
@@ -2813,11 +3831,11 @@
     <w:lsdException w:unhideWhenUsed="0" w:uiPriority="0" w:semiHidden="0" w:name="Document Map"/>
     <w:lsdException w:unhideWhenUsed="0" w:uiPriority="0" w:semiHidden="0" w:name="Plain Text"/>
     <w:lsdException w:unhideWhenUsed="0" w:uiPriority="0" w:semiHidden="0" w:name="E-mail Signature"/>
-    <w:lsdException w:unhideWhenUsed="0" w:uiPriority="0" w:semiHidden="0" w:name="Normal (Web)"/>
+    <w:lsdException w:qFormat="1" w:unhideWhenUsed="0" w:uiPriority="0" w:semiHidden="0" w:name="Normal (Web)"/>
     <w:lsdException w:unhideWhenUsed="0" w:uiPriority="0" w:semiHidden="0" w:name="HTML Acronym"/>
     <w:lsdException w:unhideWhenUsed="0" w:uiPriority="0" w:semiHidden="0" w:name="HTML Address"/>
     <w:lsdException w:unhideWhenUsed="0" w:uiPriority="0" w:semiHidden="0" w:name="HTML Cite"/>
-    <w:lsdException w:unhideWhenUsed="0" w:uiPriority="0" w:semiHidden="0" w:name="HTML Code"/>
+    <w:lsdException w:qFormat="1" w:unhideWhenUsed="0" w:uiPriority="0" w:semiHidden="0" w:name="HTML Code"/>
     <w:lsdException w:unhideWhenUsed="0" w:uiPriority="0" w:semiHidden="0" w:name="HTML Definition"/>
     <w:lsdException w:unhideWhenUsed="0" w:uiPriority="0" w:semiHidden="0" w:name="HTML Keyboard"/>
     <w:lsdException w:unhideWhenUsed="0" w:uiPriority="0" w:semiHidden="0" w:name="HTML Preformatted"/>
@@ -3141,6 +4159,7 @@
     <w:name w:val="toc 3"/>
     <w:basedOn w:val="1"/>
     <w:next w:val="1"/>
+    <w:qFormat/>
     <w:uiPriority w:val="0"/>
     <w:pPr>
       <w:ind w:left="840" w:leftChars="400"/>
@@ -3166,6 +4185,7 @@
   <w:style w:type="paragraph" w:styleId="12">
     <w:name w:val="Normal (Web)"/>
     <w:basedOn w:val="1"/>
+    <w:qFormat/>
     <w:uiPriority w:val="0"/>
     <w:pPr>
       <w:spacing w:before="0" w:beforeAutospacing="1" w:after="0" w:afterAutospacing="1"/>
@@ -3190,6 +4210,7 @@
   <w:style w:type="character" w:styleId="16">
     <w:name w:val="HTML Code"/>
     <w:basedOn w:val="14"/>
+    <w:qFormat/>
     <w:uiPriority w:val="0"/>
     <w:rPr>
       <w:rFonts w:ascii="Courier New" w:hAnsi="Courier New"/>
@@ -3199,6 +4220,7 @@
   <w:style w:type="character" w:customStyle="1" w:styleId="17">
     <w:name w:val="标题 3 Char"/>
     <w:link w:val="4"/>
+    <w:qFormat/>
     <w:uiPriority w:val="0"/>
     <w:rPr>
       <w:b/>
